--- a/Notes.docx
+++ b/Notes.docx
@@ -181,25 +181,7 @@
           <w:sz w:val="22"/>
           <w:szCs w:val="22"/>
         </w:rPr>
-        <w:t xml:space="preserve"> has complexity of O(n) which means it grows linearly. </w:t>
-      </w:r>
-      <w:proofErr w:type="gramStart"/>
-      <w:r>
-        <w:rPr>
-          <w:color w:val="000000" w:themeColor="text1"/>
-          <w:sz w:val="22"/>
-          <w:szCs w:val="22"/>
-        </w:rPr>
-        <w:t>So</w:t>
-      </w:r>
-      <w:proofErr w:type="gramEnd"/>
-      <w:r>
-        <w:rPr>
-          <w:color w:val="000000" w:themeColor="text1"/>
-          <w:sz w:val="22"/>
-          <w:szCs w:val="22"/>
-        </w:rPr>
-        <w:t xml:space="preserve"> if n = 10, it has 10 steps.</w:t>
+        <w:t xml:space="preserve"> has complexity of O(n) which means it grows linearly. So if n = 10, it has 10 steps.</w:t>
       </w:r>
     </w:p>
     <w:p>
@@ -252,27 +234,9 @@
           <w:sz w:val="22"/>
           <w:szCs w:val="22"/>
         </w:rPr>
-        <w:t xml:space="preserve"> Has complexity of </w:t>
-      </w:r>
-      <w:proofErr w:type="gramStart"/>
-      <w:r>
-        <w:rPr>
-          <w:color w:val="000000" w:themeColor="text1"/>
-          <w:sz w:val="22"/>
-          <w:szCs w:val="22"/>
-        </w:rPr>
-        <w:t>O(</w:t>
-      </w:r>
-      <w:proofErr w:type="gramEnd"/>
-      <w:r>
-        <w:rPr>
-          <w:color w:val="000000" w:themeColor="text1"/>
-          <w:sz w:val="22"/>
-          <w:szCs w:val="22"/>
-        </w:rPr>
-        <w:t xml:space="preserve">log n) which means it grows slower. The idea cannot be implemented unless we are working with a sorted array. The main idea is to have a left most, right most, middle. And target. We calculate the target with (left + right) / 2. And check if this mid is equal to our target. If </w:t>
-      </w:r>
-      <w:proofErr w:type="gramStart"/>
+        <w:t xml:space="preserve"> Has complexity of O(log n) which means it grows slower. The idea cannot be implemented unless we are working with a sorted array. The main idea is to have a left most, right most, middle. And target. We calculate the target with (left + right) / 2. And check if this mid is equal to our target. If </w:t>
+      </w:r>
+      <w:proofErr w:type="spellStart"/>
       <w:r>
         <w:rPr>
           <w:color w:val="000000" w:themeColor="text1"/>
@@ -281,16 +245,361 @@
         </w:rPr>
         <w:t>its</w:t>
       </w:r>
-      <w:proofErr w:type="gramEnd"/>
-      <w:r>
-        <w:rPr>
-          <w:color w:val="000000" w:themeColor="text1"/>
-          <w:sz w:val="22"/>
-          <w:szCs w:val="22"/>
-        </w:rPr>
-        <w:t xml:space="preserve"> we end the algo. If </w:t>
-      </w:r>
-      <w:proofErr w:type="gramStart"/>
+      <w:proofErr w:type="spellEnd"/>
+      <w:r>
+        <w:rPr>
+          <w:color w:val="000000" w:themeColor="text1"/>
+          <w:sz w:val="22"/>
+          <w:szCs w:val="22"/>
+        </w:rPr>
+        <w:t xml:space="preserve"> we end the algo. If its smaller than our target, it becomes our left  and our right stays the same. if its greater it becomes our right and our left stays the same and repeat.</w:t>
+      </w:r>
+    </w:p>
+    <w:p>
+      <w:pPr>
+        <w:rPr>
+          <w:color w:val="000000" w:themeColor="text1"/>
+          <w:sz w:val="22"/>
+          <w:szCs w:val="22"/>
+        </w:rPr>
+      </w:pPr>
+    </w:p>
+    <w:p>
+      <w:pPr>
+        <w:rPr>
+          <w:b/>
+          <w:bCs/>
+          <w:color w:val="000000" w:themeColor="text1"/>
+          <w:sz w:val="22"/>
+          <w:szCs w:val="22"/>
+          <w:u w:val="single"/>
+        </w:rPr>
+      </w:pPr>
+      <w:r>
+        <w:rPr>
+          <w:b/>
+          <w:bCs/>
+          <w:color w:val="000000" w:themeColor="text1"/>
+          <w:sz w:val="22"/>
+          <w:szCs w:val="22"/>
+          <w:u w:val="single"/>
+        </w:rPr>
+        <w:t>Types of big O and their meanings:</w:t>
+      </w:r>
+    </w:p>
+    <w:p>
+      <w:pPr>
+        <w:rPr>
+          <w:b/>
+          <w:bCs/>
+          <w:color w:val="000000" w:themeColor="text1"/>
+          <w:sz w:val="22"/>
+          <w:szCs w:val="22"/>
+        </w:rPr>
+      </w:pPr>
+      <w:r>
+        <w:rPr>
+          <w:b/>
+          <w:bCs/>
+          <w:color w:val="000000" w:themeColor="text1"/>
+          <w:sz w:val="22"/>
+          <w:szCs w:val="22"/>
+        </w:rPr>
+        <w:t>O(1)</w:t>
+      </w:r>
+      <w:r>
+        <w:rPr>
+          <w:b/>
+          <w:bCs/>
+          <w:color w:val="000000" w:themeColor="text1"/>
+          <w:sz w:val="22"/>
+          <w:szCs w:val="22"/>
+        </w:rPr>
+        <w:t xml:space="preserve">: </w:t>
+      </w:r>
+      <w:r>
+        <w:rPr>
+          <w:b/>
+          <w:bCs/>
+          <w:color w:val="000000" w:themeColor="text1"/>
+          <w:sz w:val="22"/>
+          <w:szCs w:val="22"/>
+        </w:rPr>
+        <w:t>Constant time</w:t>
+      </w:r>
+    </w:p>
+    <w:p>
+      <w:pPr>
+        <w:rPr>
+          <w:b/>
+          <w:bCs/>
+          <w:color w:val="000000" w:themeColor="text1"/>
+          <w:sz w:val="22"/>
+          <w:szCs w:val="22"/>
+        </w:rPr>
+      </w:pPr>
+      <w:r>
+        <w:rPr>
+          <w:b/>
+          <w:bCs/>
+          <w:color w:val="000000" w:themeColor="text1"/>
+          <w:sz w:val="22"/>
+          <w:szCs w:val="22"/>
+        </w:rPr>
+        <w:t>O(log n)</w:t>
+      </w:r>
+      <w:r>
+        <w:rPr>
+          <w:b/>
+          <w:bCs/>
+          <w:color w:val="000000" w:themeColor="text1"/>
+          <w:sz w:val="22"/>
+          <w:szCs w:val="22"/>
+        </w:rPr>
+        <w:t>: logarithmic time</w:t>
+      </w:r>
+    </w:p>
+    <w:p>
+      <w:pPr>
+        <w:rPr>
+          <w:b/>
+          <w:bCs/>
+          <w:color w:val="000000" w:themeColor="text1"/>
+          <w:sz w:val="22"/>
+          <w:szCs w:val="22"/>
+        </w:rPr>
+      </w:pPr>
+      <w:r>
+        <w:rPr>
+          <w:b/>
+          <w:bCs/>
+          <w:color w:val="000000" w:themeColor="text1"/>
+          <w:sz w:val="22"/>
+          <w:szCs w:val="22"/>
+        </w:rPr>
+        <w:t>O(n)</w:t>
+      </w:r>
+      <w:r>
+        <w:rPr>
+          <w:b/>
+          <w:bCs/>
+          <w:color w:val="000000" w:themeColor="text1"/>
+          <w:sz w:val="22"/>
+          <w:szCs w:val="22"/>
+        </w:rPr>
+        <w:t xml:space="preserve">: linear </w:t>
+      </w:r>
+    </w:p>
+    <w:p>
+      <w:pPr>
+        <w:rPr>
+          <w:b/>
+          <w:bCs/>
+          <w:color w:val="000000" w:themeColor="text1"/>
+          <w:sz w:val="22"/>
+          <w:szCs w:val="22"/>
+        </w:rPr>
+      </w:pPr>
+      <w:r>
+        <w:rPr>
+          <w:b/>
+          <w:bCs/>
+          <w:color w:val="000000" w:themeColor="text1"/>
+          <w:sz w:val="22"/>
+          <w:szCs w:val="22"/>
+        </w:rPr>
+        <w:t>O(n log n)</w:t>
+      </w:r>
+      <w:r>
+        <w:rPr>
+          <w:b/>
+          <w:bCs/>
+          <w:color w:val="000000" w:themeColor="text1"/>
+          <w:sz w:val="22"/>
+          <w:szCs w:val="22"/>
+        </w:rPr>
+        <w:t xml:space="preserve">: </w:t>
+      </w:r>
+      <w:proofErr w:type="spellStart"/>
+      <w:r>
+        <w:rPr>
+          <w:b/>
+          <w:bCs/>
+          <w:color w:val="000000" w:themeColor="text1"/>
+          <w:sz w:val="22"/>
+          <w:szCs w:val="22"/>
+        </w:rPr>
+        <w:t>linearathmatic</w:t>
+      </w:r>
+      <w:proofErr w:type="spellEnd"/>
+      <w:r>
+        <w:rPr>
+          <w:b/>
+          <w:bCs/>
+          <w:color w:val="000000" w:themeColor="text1"/>
+          <w:sz w:val="22"/>
+          <w:szCs w:val="22"/>
+        </w:rPr>
+        <w:t xml:space="preserve"> time</w:t>
+      </w:r>
+    </w:p>
+    <w:p>
+      <w:pPr>
+        <w:rPr>
+          <w:b/>
+          <w:bCs/>
+          <w:color w:val="000000" w:themeColor="text1"/>
+          <w:sz w:val="22"/>
+          <w:szCs w:val="22"/>
+        </w:rPr>
+      </w:pPr>
+      <w:r>
+        <w:rPr>
+          <w:b/>
+          <w:bCs/>
+          <w:color w:val="000000" w:themeColor="text1"/>
+          <w:sz w:val="22"/>
+          <w:szCs w:val="22"/>
+        </w:rPr>
+        <w:t>O(n2)</w:t>
+      </w:r>
+      <w:r>
+        <w:rPr>
+          <w:b/>
+          <w:bCs/>
+          <w:color w:val="000000" w:themeColor="text1"/>
+          <w:sz w:val="22"/>
+          <w:szCs w:val="22"/>
+        </w:rPr>
+        <w:t xml:space="preserve">: Quadratic </w:t>
+      </w:r>
+    </w:p>
+    <w:p>
+      <w:pPr>
+        <w:rPr>
+          <w:b/>
+          <w:bCs/>
+          <w:color w:val="000000" w:themeColor="text1"/>
+          <w:sz w:val="22"/>
+          <w:szCs w:val="22"/>
+        </w:rPr>
+      </w:pPr>
+      <w:r>
+        <w:rPr>
+          <w:b/>
+          <w:bCs/>
+          <w:color w:val="000000" w:themeColor="text1"/>
+          <w:sz w:val="22"/>
+          <w:szCs w:val="22"/>
+        </w:rPr>
+        <w:t>O(2n)</w:t>
+      </w:r>
+      <w:r>
+        <w:rPr>
+          <w:b/>
+          <w:bCs/>
+          <w:color w:val="000000" w:themeColor="text1"/>
+          <w:sz w:val="22"/>
+          <w:szCs w:val="22"/>
+        </w:rPr>
+        <w:t xml:space="preserve">: Exponential </w:t>
+      </w:r>
+    </w:p>
+    <w:p>
+      <w:pPr>
+        <w:rPr>
+          <w:b/>
+          <w:bCs/>
+          <w:color w:val="000000" w:themeColor="text1"/>
+          <w:sz w:val="22"/>
+          <w:szCs w:val="22"/>
+        </w:rPr>
+      </w:pPr>
+      <w:r>
+        <w:rPr>
+          <w:b/>
+          <w:bCs/>
+          <w:color w:val="000000" w:themeColor="text1"/>
+          <w:sz w:val="22"/>
+          <w:szCs w:val="22"/>
+        </w:rPr>
+        <w:t>O(n!)</w:t>
+      </w:r>
+      <w:r>
+        <w:rPr>
+          <w:b/>
+          <w:bCs/>
+          <w:color w:val="000000" w:themeColor="text1"/>
+          <w:sz w:val="22"/>
+          <w:szCs w:val="22"/>
+        </w:rPr>
+        <w:t>: Factorial</w:t>
+      </w:r>
+    </w:p>
+    <w:p>
+      <w:pPr>
+        <w:jc w:val="center"/>
+        <w:rPr>
+          <w:b/>
+          <w:bCs/>
+          <w:color w:val="EE0000"/>
+          <w:sz w:val="32"/>
+          <w:szCs w:val="32"/>
+          <w:u w:val="single"/>
+        </w:rPr>
+      </w:pPr>
+    </w:p>
+    <w:p>
+      <w:pPr>
+        <w:jc w:val="center"/>
+        <w:rPr>
+          <w:b/>
+          <w:bCs/>
+          <w:color w:val="EE0000"/>
+          <w:sz w:val="32"/>
+          <w:szCs w:val="32"/>
+          <w:u w:val="single"/>
+        </w:rPr>
+      </w:pPr>
+      <w:r>
+        <w:rPr>
+          <w:b/>
+          <w:bCs/>
+          <w:color w:val="EE0000"/>
+          <w:sz w:val="32"/>
+          <w:szCs w:val="32"/>
+          <w:u w:val="single"/>
+        </w:rPr>
+        <w:t>Bubble sort</w:t>
+      </w:r>
+    </w:p>
+    <w:p>
+      <w:pPr>
+        <w:rPr>
+          <w:color w:val="000000" w:themeColor="text1"/>
+          <w:sz w:val="22"/>
+          <w:szCs w:val="22"/>
+        </w:rPr>
+      </w:pPr>
+      <w:proofErr w:type="spellStart"/>
+      <w:r>
+        <w:rPr>
+          <w:color w:val="000000" w:themeColor="text1"/>
+          <w:sz w:val="22"/>
+          <w:szCs w:val="22"/>
+        </w:rPr>
+        <w:t>Its</w:t>
+      </w:r>
+      <w:proofErr w:type="spellEnd"/>
+      <w:r>
+        <w:rPr>
+          <w:color w:val="000000" w:themeColor="text1"/>
+          <w:sz w:val="22"/>
+          <w:szCs w:val="22"/>
+        </w:rPr>
+        <w:t xml:space="preserve"> not time efficient but </w:t>
+      </w:r>
+      <w:proofErr w:type="spellStart"/>
       <w:r>
         <w:rPr>
           <w:color w:val="000000" w:themeColor="text1"/>
@@ -299,51 +608,85 @@
         </w:rPr>
         <w:t>its</w:t>
       </w:r>
-      <w:proofErr w:type="gramEnd"/>
-      <w:r>
-        <w:rPr>
-          <w:color w:val="000000" w:themeColor="text1"/>
-          <w:sz w:val="22"/>
-          <w:szCs w:val="22"/>
-        </w:rPr>
-        <w:t xml:space="preserve"> smaller than our target, it becomes our </w:t>
-      </w:r>
-      <w:proofErr w:type="gramStart"/>
-      <w:r>
-        <w:rPr>
-          <w:color w:val="000000" w:themeColor="text1"/>
-          <w:sz w:val="22"/>
-          <w:szCs w:val="22"/>
-        </w:rPr>
-        <w:t>left  and</w:t>
-      </w:r>
-      <w:proofErr w:type="gramEnd"/>
-      <w:r>
-        <w:rPr>
-          <w:color w:val="000000" w:themeColor="text1"/>
-          <w:sz w:val="22"/>
-          <w:szCs w:val="22"/>
-        </w:rPr>
-        <w:t xml:space="preserve"> our right stays the same. if its greater it becomes our right and our left stays the same and repeat.</w:t>
-      </w:r>
-    </w:p>
-    <w:p>
-      <w:pPr>
-        <w:rPr>
-          <w:color w:val="000000" w:themeColor="text1"/>
-          <w:sz w:val="22"/>
-          <w:szCs w:val="22"/>
-        </w:rPr>
-      </w:pPr>
-    </w:p>
-    <w:p>
-      <w:pPr>
-        <w:rPr>
-          <w:b/>
-          <w:bCs/>
-          <w:color w:val="000000" w:themeColor="text1"/>
-          <w:sz w:val="22"/>
-          <w:szCs w:val="22"/>
+      <w:proofErr w:type="spellEnd"/>
+      <w:r>
+        <w:rPr>
+          <w:color w:val="000000" w:themeColor="text1"/>
+          <w:sz w:val="22"/>
+          <w:szCs w:val="22"/>
+        </w:rPr>
+        <w:t xml:space="preserve"> very simple to understand</w:t>
+      </w:r>
+    </w:p>
+    <w:p>
+      <w:pPr>
+        <w:rPr>
+          <w:color w:val="000000" w:themeColor="text1"/>
+          <w:sz w:val="22"/>
+          <w:szCs w:val="22"/>
+        </w:rPr>
+      </w:pPr>
+      <w:r>
+        <w:rPr>
+          <w:color w:val="000000" w:themeColor="text1"/>
+          <w:sz w:val="22"/>
+          <w:szCs w:val="22"/>
+        </w:rPr>
+        <w:t>It has the time complexity of O(n</w:t>
+      </w:r>
+      <w:r>
+        <w:rPr>
+          <w:color w:val="000000" w:themeColor="text1"/>
+          <w:sz w:val="22"/>
+          <w:szCs w:val="22"/>
+          <w:vertAlign w:val="superscript"/>
+        </w:rPr>
+        <w:t xml:space="preserve">2 </w:t>
+      </w:r>
+      <w:r>
+        <w:rPr>
+          <w:color w:val="000000" w:themeColor="text1"/>
+          <w:sz w:val="22"/>
+          <w:szCs w:val="22"/>
+        </w:rPr>
+        <w:t xml:space="preserve">) </w:t>
+      </w:r>
+    </w:p>
+    <w:p>
+      <w:pPr>
+        <w:rPr>
+          <w:color w:val="000000" w:themeColor="text1"/>
+          <w:sz w:val="22"/>
+          <w:szCs w:val="22"/>
+        </w:rPr>
+      </w:pPr>
+      <w:r>
+        <w:rPr>
+          <w:color w:val="000000" w:themeColor="text1"/>
+          <w:sz w:val="22"/>
+          <w:szCs w:val="22"/>
+        </w:rPr>
+        <w:t>The main idea is to compare each 2 consecutive elements and swap them until when we compare each 2 elements in the array there is no swapping happening and this is the end.</w:t>
+      </w:r>
+    </w:p>
+    <w:p>
+      <w:pPr>
+        <w:rPr>
+          <w:color w:val="000000" w:themeColor="text1"/>
+          <w:sz w:val="22"/>
+          <w:szCs w:val="22"/>
+        </w:rPr>
+      </w:pPr>
+    </w:p>
+    <w:p>
+      <w:pPr>
+        <w:jc w:val="center"/>
+        <w:rPr>
+          <w:b/>
+          <w:bCs/>
+          <w:color w:val="EE0000"/>
+          <w:sz w:val="32"/>
+          <w:szCs w:val="32"/>
           <w:u w:val="single"/>
         </w:rPr>
       </w:pPr>
@@ -351,416 +694,151 @@
         <w:rPr>
           <w:b/>
           <w:bCs/>
-          <w:color w:val="000000" w:themeColor="text1"/>
-          <w:sz w:val="22"/>
-          <w:szCs w:val="22"/>
+          <w:color w:val="EE0000"/>
+          <w:sz w:val="32"/>
+          <w:szCs w:val="32"/>
           <w:u w:val="single"/>
         </w:rPr>
-        <w:t>Types of big O and their meanings:</w:t>
-      </w:r>
-    </w:p>
-    <w:p>
-      <w:pPr>
-        <w:rPr>
-          <w:b/>
-          <w:bCs/>
-          <w:color w:val="000000" w:themeColor="text1"/>
-          <w:sz w:val="22"/>
-          <w:szCs w:val="22"/>
-        </w:rPr>
-      </w:pPr>
-      <w:proofErr w:type="gramStart"/>
-      <w:r>
-        <w:rPr>
-          <w:b/>
-          <w:bCs/>
-          <w:color w:val="000000" w:themeColor="text1"/>
-          <w:sz w:val="22"/>
-          <w:szCs w:val="22"/>
-        </w:rPr>
-        <w:t>O(</w:t>
-      </w:r>
-      <w:proofErr w:type="gramEnd"/>
-      <w:r>
-        <w:rPr>
-          <w:b/>
-          <w:bCs/>
-          <w:color w:val="000000" w:themeColor="text1"/>
-          <w:sz w:val="22"/>
-          <w:szCs w:val="22"/>
-        </w:rPr>
-        <w:t>1)</w:t>
-      </w:r>
-      <w:r>
-        <w:rPr>
-          <w:b/>
-          <w:bCs/>
-          <w:color w:val="000000" w:themeColor="text1"/>
-          <w:sz w:val="22"/>
-          <w:szCs w:val="22"/>
-        </w:rPr>
-        <w:t xml:space="preserve">: </w:t>
-      </w:r>
-      <w:r>
-        <w:rPr>
-          <w:b/>
-          <w:bCs/>
-          <w:color w:val="000000" w:themeColor="text1"/>
-          <w:sz w:val="22"/>
-          <w:szCs w:val="22"/>
-        </w:rPr>
-        <w:t>Constant time</w:t>
-      </w:r>
-    </w:p>
-    <w:p>
-      <w:pPr>
-        <w:rPr>
-          <w:b/>
-          <w:bCs/>
-          <w:color w:val="000000" w:themeColor="text1"/>
-          <w:sz w:val="22"/>
-          <w:szCs w:val="22"/>
-        </w:rPr>
-      </w:pPr>
-      <w:proofErr w:type="gramStart"/>
-      <w:r>
-        <w:rPr>
-          <w:b/>
-          <w:bCs/>
-          <w:color w:val="000000" w:themeColor="text1"/>
-          <w:sz w:val="22"/>
-          <w:szCs w:val="22"/>
-        </w:rPr>
-        <w:t>O(</w:t>
-      </w:r>
-      <w:proofErr w:type="gramEnd"/>
-      <w:r>
-        <w:rPr>
-          <w:b/>
-          <w:bCs/>
-          <w:color w:val="000000" w:themeColor="text1"/>
-          <w:sz w:val="22"/>
-          <w:szCs w:val="22"/>
-        </w:rPr>
-        <w:t>log n</w:t>
-      </w:r>
-      <w:r>
-        <w:rPr>
-          <w:b/>
-          <w:bCs/>
+        <w:t>Selection sort</w:t>
+      </w:r>
+    </w:p>
+    <w:p>
+      <w:pPr>
+        <w:rPr>
+          <w:color w:val="000000" w:themeColor="text1"/>
+          <w:sz w:val="22"/>
+          <w:szCs w:val="22"/>
+        </w:rPr>
+      </w:pPr>
+      <w:r>
+        <w:rPr>
+          <w:color w:val="000000" w:themeColor="text1"/>
+          <w:sz w:val="22"/>
+          <w:szCs w:val="22"/>
+        </w:rPr>
+        <w:t>It also has the time complexity of O(n</w:t>
+      </w:r>
+      <w:r>
+        <w:rPr>
+          <w:color w:val="000000" w:themeColor="text1"/>
+          <w:sz w:val="22"/>
+          <w:szCs w:val="22"/>
+          <w:vertAlign w:val="superscript"/>
+        </w:rPr>
+        <w:t xml:space="preserve">2 </w:t>
+      </w:r>
+      <w:r>
+        <w:rPr>
+          <w:color w:val="000000" w:themeColor="text1"/>
+          <w:sz w:val="22"/>
+          <w:szCs w:val="22"/>
+        </w:rPr>
+        <w:t xml:space="preserve">) </w:t>
+      </w:r>
+    </w:p>
+    <w:p>
+      <w:pPr>
+        <w:rPr>
+          <w:color w:val="000000" w:themeColor="text1"/>
+          <w:sz w:val="22"/>
+          <w:szCs w:val="22"/>
+        </w:rPr>
+      </w:pPr>
+      <w:r>
+        <w:rPr>
+          <w:color w:val="000000" w:themeColor="text1"/>
+          <w:sz w:val="22"/>
+          <w:szCs w:val="22"/>
+        </w:rPr>
+        <w:t>It works by selecting the smallest number each iteration. And remembering its index so we can swap it with our current position then afterwards we can increase to the next index forward.</w:t>
+      </w:r>
+    </w:p>
+    <w:p>
+      <w:pPr>
+        <w:rPr>
+          <w:b/>
+          <w:bCs/>
+          <w:color w:val="EE0000"/>
+          <w:sz w:val="32"/>
+          <w:szCs w:val="32"/>
+          <w:u w:val="single"/>
+        </w:rPr>
+      </w:pPr>
+    </w:p>
+    <w:p>
+      <w:pPr>
+        <w:jc w:val="center"/>
+        <w:rPr>
+          <w:b/>
+          <w:bCs/>
+          <w:color w:val="EE0000"/>
+          <w:sz w:val="32"/>
+          <w:szCs w:val="32"/>
+          <w:u w:val="single"/>
+        </w:rPr>
+      </w:pPr>
+      <w:r>
+        <w:rPr>
+          <w:b/>
+          <w:bCs/>
+          <w:color w:val="EE0000"/>
+          <w:sz w:val="32"/>
+          <w:szCs w:val="32"/>
+          <w:u w:val="single"/>
+        </w:rPr>
+        <w:t>Insertion Sort</w:t>
+      </w:r>
+    </w:p>
+    <w:p>
+      <w:pPr>
+        <w:rPr>
+          <w:color w:val="000000" w:themeColor="text1"/>
+          <w:sz w:val="22"/>
+          <w:szCs w:val="22"/>
+        </w:rPr>
+      </w:pPr>
+      <w:r>
+        <w:rPr>
+          <w:color w:val="000000" w:themeColor="text1"/>
+          <w:sz w:val="22"/>
+          <w:szCs w:val="22"/>
+        </w:rPr>
+        <w:t>it has the complexity of O(n</w:t>
+      </w:r>
+      <w:r>
+        <w:rPr>
+          <w:color w:val="000000" w:themeColor="text1"/>
+          <w:sz w:val="22"/>
+          <w:szCs w:val="22"/>
+          <w:vertAlign w:val="superscript"/>
+        </w:rPr>
+        <w:t>2</w:t>
+      </w:r>
+      <w:r>
+        <w:rPr>
           <w:color w:val="000000" w:themeColor="text1"/>
           <w:sz w:val="22"/>
           <w:szCs w:val="22"/>
         </w:rPr>
         <w:t>)</w:t>
       </w:r>
-      <w:r>
-        <w:rPr>
-          <w:b/>
-          <w:bCs/>
-          <w:color w:val="000000" w:themeColor="text1"/>
-          <w:sz w:val="22"/>
-          <w:szCs w:val="22"/>
-        </w:rPr>
-        <w:t>: logarithmic time</w:t>
-      </w:r>
-    </w:p>
-    <w:p>
-      <w:pPr>
-        <w:rPr>
-          <w:b/>
-          <w:bCs/>
-          <w:color w:val="000000" w:themeColor="text1"/>
-          <w:sz w:val="22"/>
-          <w:szCs w:val="22"/>
-        </w:rPr>
-      </w:pPr>
-      <w:r>
-        <w:rPr>
-          <w:b/>
-          <w:bCs/>
-          <w:color w:val="000000" w:themeColor="text1"/>
-          <w:sz w:val="22"/>
-          <w:szCs w:val="22"/>
-        </w:rPr>
-        <w:t>O(</w:t>
-      </w:r>
-      <w:r>
-        <w:rPr>
-          <w:b/>
-          <w:bCs/>
-          <w:color w:val="000000" w:themeColor="text1"/>
-          <w:sz w:val="22"/>
-          <w:szCs w:val="22"/>
-        </w:rPr>
-        <w:t>n</w:t>
-      </w:r>
-      <w:r>
-        <w:rPr>
-          <w:b/>
-          <w:bCs/>
-          <w:color w:val="000000" w:themeColor="text1"/>
-          <w:sz w:val="22"/>
-          <w:szCs w:val="22"/>
-        </w:rPr>
-        <w:t>)</w:t>
-      </w:r>
-      <w:r>
-        <w:rPr>
-          <w:b/>
-          <w:bCs/>
-          <w:color w:val="000000" w:themeColor="text1"/>
-          <w:sz w:val="22"/>
-          <w:szCs w:val="22"/>
-        </w:rPr>
-        <w:t xml:space="preserve">: linear </w:t>
-      </w:r>
-    </w:p>
-    <w:p>
-      <w:pPr>
-        <w:rPr>
-          <w:b/>
-          <w:bCs/>
-          <w:color w:val="000000" w:themeColor="text1"/>
-          <w:sz w:val="22"/>
-          <w:szCs w:val="22"/>
-        </w:rPr>
-      </w:pPr>
-      <w:proofErr w:type="gramStart"/>
-      <w:r>
-        <w:rPr>
-          <w:b/>
-          <w:bCs/>
-          <w:color w:val="000000" w:themeColor="text1"/>
-          <w:sz w:val="22"/>
-          <w:szCs w:val="22"/>
-        </w:rPr>
-        <w:t>O(</w:t>
-      </w:r>
-      <w:proofErr w:type="gramEnd"/>
-      <w:r>
-        <w:rPr>
-          <w:b/>
-          <w:bCs/>
-          <w:color w:val="000000" w:themeColor="text1"/>
-          <w:sz w:val="22"/>
-          <w:szCs w:val="22"/>
-        </w:rPr>
-        <w:t>n log n</w:t>
-      </w:r>
-      <w:r>
-        <w:rPr>
-          <w:b/>
-          <w:bCs/>
-          <w:color w:val="000000" w:themeColor="text1"/>
-          <w:sz w:val="22"/>
-          <w:szCs w:val="22"/>
-        </w:rPr>
-        <w:t>)</w:t>
-      </w:r>
-      <w:r>
-        <w:rPr>
-          <w:b/>
-          <w:bCs/>
-          <w:color w:val="000000" w:themeColor="text1"/>
-          <w:sz w:val="22"/>
-          <w:szCs w:val="22"/>
-        </w:rPr>
-        <w:t xml:space="preserve">: </w:t>
-      </w:r>
-      <w:proofErr w:type="spellStart"/>
-      <w:r>
-        <w:rPr>
-          <w:b/>
-          <w:bCs/>
-          <w:color w:val="000000" w:themeColor="text1"/>
-          <w:sz w:val="22"/>
-          <w:szCs w:val="22"/>
-        </w:rPr>
-        <w:t>linearathmatic</w:t>
-      </w:r>
-      <w:proofErr w:type="spellEnd"/>
-      <w:r>
-        <w:rPr>
-          <w:b/>
-          <w:bCs/>
-          <w:color w:val="000000" w:themeColor="text1"/>
-          <w:sz w:val="22"/>
-          <w:szCs w:val="22"/>
-        </w:rPr>
-        <w:t xml:space="preserve"> time</w:t>
-      </w:r>
-    </w:p>
-    <w:p>
-      <w:pPr>
-        <w:rPr>
-          <w:b/>
-          <w:bCs/>
-          <w:color w:val="000000" w:themeColor="text1"/>
-          <w:sz w:val="22"/>
-          <w:szCs w:val="22"/>
-        </w:rPr>
-      </w:pPr>
-      <w:r>
-        <w:rPr>
-          <w:b/>
-          <w:bCs/>
-          <w:color w:val="000000" w:themeColor="text1"/>
-          <w:sz w:val="22"/>
-          <w:szCs w:val="22"/>
-        </w:rPr>
-        <w:t>O(</w:t>
-      </w:r>
-      <w:r>
-        <w:rPr>
-          <w:b/>
-          <w:bCs/>
-          <w:color w:val="000000" w:themeColor="text1"/>
-          <w:sz w:val="22"/>
-          <w:szCs w:val="22"/>
-        </w:rPr>
-        <w:t>n2</w:t>
-      </w:r>
-      <w:r>
-        <w:rPr>
-          <w:b/>
-          <w:bCs/>
-          <w:color w:val="000000" w:themeColor="text1"/>
-          <w:sz w:val="22"/>
-          <w:szCs w:val="22"/>
-        </w:rPr>
-        <w:t>)</w:t>
-      </w:r>
-      <w:r>
-        <w:rPr>
-          <w:b/>
-          <w:bCs/>
-          <w:color w:val="000000" w:themeColor="text1"/>
-          <w:sz w:val="22"/>
-          <w:szCs w:val="22"/>
-        </w:rPr>
-        <w:t xml:space="preserve">: Quadratic </w:t>
-      </w:r>
-    </w:p>
-    <w:p>
-      <w:pPr>
-        <w:rPr>
-          <w:b/>
-          <w:bCs/>
-          <w:color w:val="000000" w:themeColor="text1"/>
-          <w:sz w:val="22"/>
-          <w:szCs w:val="22"/>
-        </w:rPr>
-      </w:pPr>
-      <w:r>
-        <w:rPr>
-          <w:b/>
-          <w:bCs/>
-          <w:color w:val="000000" w:themeColor="text1"/>
-          <w:sz w:val="22"/>
-          <w:szCs w:val="22"/>
-        </w:rPr>
-        <w:t>O(</w:t>
-      </w:r>
-      <w:r>
-        <w:rPr>
-          <w:b/>
-          <w:bCs/>
-          <w:color w:val="000000" w:themeColor="text1"/>
-          <w:sz w:val="22"/>
-          <w:szCs w:val="22"/>
-        </w:rPr>
-        <w:t>2n</w:t>
-      </w:r>
-      <w:r>
-        <w:rPr>
-          <w:b/>
-          <w:bCs/>
-          <w:color w:val="000000" w:themeColor="text1"/>
-          <w:sz w:val="22"/>
-          <w:szCs w:val="22"/>
-        </w:rPr>
-        <w:t>)</w:t>
-      </w:r>
-      <w:r>
-        <w:rPr>
-          <w:b/>
-          <w:bCs/>
-          <w:color w:val="000000" w:themeColor="text1"/>
-          <w:sz w:val="22"/>
-          <w:szCs w:val="22"/>
-        </w:rPr>
-        <w:t xml:space="preserve">: Exponential </w:t>
-      </w:r>
-    </w:p>
-    <w:p>
-      <w:pPr>
-        <w:rPr>
-          <w:b/>
-          <w:bCs/>
-          <w:color w:val="000000" w:themeColor="text1"/>
-          <w:sz w:val="22"/>
-          <w:szCs w:val="22"/>
-        </w:rPr>
-      </w:pPr>
-      <w:r>
-        <w:rPr>
-          <w:b/>
-          <w:bCs/>
-          <w:color w:val="000000" w:themeColor="text1"/>
-          <w:sz w:val="22"/>
-          <w:szCs w:val="22"/>
-        </w:rPr>
-        <w:t>O(</w:t>
-      </w:r>
-      <w:r>
-        <w:rPr>
-          <w:b/>
-          <w:bCs/>
-          <w:color w:val="000000" w:themeColor="text1"/>
-          <w:sz w:val="22"/>
-          <w:szCs w:val="22"/>
-        </w:rPr>
-        <w:t>n!</w:t>
-      </w:r>
-      <w:r>
-        <w:rPr>
-          <w:b/>
-          <w:bCs/>
-          <w:color w:val="000000" w:themeColor="text1"/>
-          <w:sz w:val="22"/>
-          <w:szCs w:val="22"/>
-        </w:rPr>
-        <w:t>)</w:t>
-      </w:r>
-      <w:r>
-        <w:rPr>
-          <w:b/>
-          <w:bCs/>
-          <w:color w:val="000000" w:themeColor="text1"/>
-          <w:sz w:val="22"/>
-          <w:szCs w:val="22"/>
-        </w:rPr>
-        <w:t>: Factorial</w:t>
-      </w:r>
-    </w:p>
-    <w:p>
-      <w:pPr>
-        <w:rPr>
-          <w:color w:val="000000" w:themeColor="text1"/>
-          <w:sz w:val="22"/>
-          <w:szCs w:val="22"/>
-        </w:rPr>
-      </w:pPr>
-    </w:p>
-    <w:p>
-      <w:pPr>
-        <w:rPr>
-          <w:color w:val="000000" w:themeColor="text1"/>
-          <w:sz w:val="22"/>
-          <w:szCs w:val="22"/>
-        </w:rPr>
-      </w:pPr>
+    </w:p>
+    <w:p>
+      <w:pPr>
+        <w:rPr>
+          <w:color w:val="000000" w:themeColor="text1"/>
+          <w:sz w:val="22"/>
+          <w:szCs w:val="22"/>
+        </w:rPr>
+      </w:pPr>
+      <w:r>
+        <w:rPr>
+          <w:color w:val="000000" w:themeColor="text1"/>
+          <w:sz w:val="22"/>
+          <w:szCs w:val="22"/>
+        </w:rPr>
+        <w:t>It works the same as sorting the cards in your hand, we have something called the key. We first split the array into sorted (left) and unsorted (right). We have the key which is the first element of the unsorted half. We then compare it to the left side. And save that value into a key temp. we then shift the values that are greater than the key and insert the key into its place.</w:t>
+      </w:r>
     </w:p>
     <w:sectPr>
       <w:pgSz w:w="12240" w:h="15840"/>
@@ -1172,6 +1250,7 @@
   <w:style w:type="paragraph" w:default="1" w:styleId="Normal">
     <w:name w:val="Normal"/>
     <w:qFormat/>
+    <w:rsid w:val="0019234E"/>
   </w:style>
   <w:style w:type="paragraph" w:styleId="Heading1">
     <w:name w:val="heading 1"/>

--- a/Notes.docx
+++ b/Notes.docx
@@ -181,7 +181,25 @@
           <w:sz w:val="22"/>
           <w:szCs w:val="22"/>
         </w:rPr>
-        <w:t xml:space="preserve"> has complexity of O(n) which means it grows linearly. So if n = 10, it has 10 steps.</w:t>
+        <w:t xml:space="preserve"> has complexity of O(n) which means it grows linearly. </w:t>
+      </w:r>
+      <w:proofErr w:type="gramStart"/>
+      <w:r>
+        <w:rPr>
+          <w:color w:val="000000" w:themeColor="text1"/>
+          <w:sz w:val="22"/>
+          <w:szCs w:val="22"/>
+        </w:rPr>
+        <w:t>So</w:t>
+      </w:r>
+      <w:proofErr w:type="gramEnd"/>
+      <w:r>
+        <w:rPr>
+          <w:color w:val="000000" w:themeColor="text1"/>
+          <w:sz w:val="22"/>
+          <w:szCs w:val="22"/>
+        </w:rPr>
+        <w:t xml:space="preserve"> if n = 10, it has 10 steps.</w:t>
       </w:r>
     </w:p>
     <w:p>
@@ -234,9 +252,28 @@
           <w:sz w:val="22"/>
           <w:szCs w:val="22"/>
         </w:rPr>
-        <w:t xml:space="preserve"> Has complexity of O(log n) which means it grows slower. The idea cannot be implemented unless we are working with a sorted array. The main idea is to have a left most, right most, middle. And target. We calculate the target with (left + right) / 2. And check if this mid is equal to our target. If </w:t>
+        <w:t xml:space="preserve"> Has complexity of </w:t>
+      </w:r>
+      <w:proofErr w:type="gramStart"/>
+      <w:r>
+        <w:rPr>
+          <w:color w:val="000000" w:themeColor="text1"/>
+          <w:sz w:val="22"/>
+          <w:szCs w:val="22"/>
+        </w:rPr>
+        <w:t>O(</w:t>
+      </w:r>
+      <w:proofErr w:type="gramEnd"/>
+      <w:r>
+        <w:rPr>
+          <w:color w:val="000000" w:themeColor="text1"/>
+          <w:sz w:val="22"/>
+          <w:szCs w:val="22"/>
+        </w:rPr>
+        <w:t xml:space="preserve">log n) which means it grows slower. The idea cannot be implemented unless we are working with a sorted array. The main idea is to have a left most, right most, middle. And target. We calculate the target with (left + right) / 2. And check if this mid is equal to our target. If </w:t>
       </w:r>
       <w:proofErr w:type="spellStart"/>
+      <w:proofErr w:type="gramStart"/>
       <w:r>
         <w:rPr>
           <w:color w:val="000000" w:themeColor="text1"/>
@@ -246,13 +283,50 @@
         <w:t>its</w:t>
       </w:r>
       <w:proofErr w:type="spellEnd"/>
-      <w:r>
-        <w:rPr>
-          <w:color w:val="000000" w:themeColor="text1"/>
-          <w:sz w:val="22"/>
-          <w:szCs w:val="22"/>
-        </w:rPr>
-        <w:t xml:space="preserve"> we end the algo. If its smaller than our target, it becomes our left  and our right stays the same. if its greater it becomes our right and our left stays the same and repeat.</w:t>
+      <w:proofErr w:type="gramEnd"/>
+      <w:r>
+        <w:rPr>
+          <w:color w:val="000000" w:themeColor="text1"/>
+          <w:sz w:val="22"/>
+          <w:szCs w:val="22"/>
+        </w:rPr>
+        <w:t xml:space="preserve"> we end the algo. If </w:t>
+      </w:r>
+      <w:proofErr w:type="gramStart"/>
+      <w:r>
+        <w:rPr>
+          <w:color w:val="000000" w:themeColor="text1"/>
+          <w:sz w:val="22"/>
+          <w:szCs w:val="22"/>
+        </w:rPr>
+        <w:t>its</w:t>
+      </w:r>
+      <w:proofErr w:type="gramEnd"/>
+      <w:r>
+        <w:rPr>
+          <w:color w:val="000000" w:themeColor="text1"/>
+          <w:sz w:val="22"/>
+          <w:szCs w:val="22"/>
+        </w:rPr>
+        <w:t xml:space="preserve"> smaller than our target, it becomes our </w:t>
+      </w:r>
+      <w:proofErr w:type="gramStart"/>
+      <w:r>
+        <w:rPr>
+          <w:color w:val="000000" w:themeColor="text1"/>
+          <w:sz w:val="22"/>
+          <w:szCs w:val="22"/>
+        </w:rPr>
+        <w:t>left  and</w:t>
+      </w:r>
+      <w:proofErr w:type="gramEnd"/>
+      <w:r>
+        <w:rPr>
+          <w:color w:val="000000" w:themeColor="text1"/>
+          <w:sz w:val="22"/>
+          <w:szCs w:val="22"/>
+        </w:rPr>
+        <w:t xml:space="preserve"> our right stays the same. if its greater it becomes our right and our left stays the same and repeat.</w:t>
       </w:r>
     </w:p>
     <w:p>
@@ -297,15 +371,27 @@
           <w:szCs w:val="22"/>
         </w:rPr>
       </w:pPr>
-      <w:r>
-        <w:rPr>
-          <w:b/>
-          <w:bCs/>
-          <w:color w:val="000000" w:themeColor="text1"/>
-          <w:sz w:val="22"/>
-          <w:szCs w:val="22"/>
-        </w:rPr>
-        <w:t>O(1)</w:t>
+      <w:proofErr w:type="gramStart"/>
+      <w:r>
+        <w:rPr>
+          <w:b/>
+          <w:bCs/>
+          <w:color w:val="000000" w:themeColor="text1"/>
+          <w:sz w:val="22"/>
+          <w:szCs w:val="22"/>
+        </w:rPr>
+        <w:t>O(</w:t>
+      </w:r>
+      <w:proofErr w:type="gramEnd"/>
+      <w:r>
+        <w:rPr>
+          <w:b/>
+          <w:bCs/>
+          <w:color w:val="000000" w:themeColor="text1"/>
+          <w:sz w:val="22"/>
+          <w:szCs w:val="22"/>
+        </w:rPr>
+        <w:t>1)</w:t>
       </w:r>
       <w:r>
         <w:rPr>
@@ -338,15 +424,27 @@
           <w:szCs w:val="22"/>
         </w:rPr>
       </w:pPr>
-      <w:r>
-        <w:rPr>
-          <w:b/>
-          <w:bCs/>
-          <w:color w:val="000000" w:themeColor="text1"/>
-          <w:sz w:val="22"/>
-          <w:szCs w:val="22"/>
-        </w:rPr>
-        <w:t>O(log n)</w:t>
+      <w:proofErr w:type="gramStart"/>
+      <w:r>
+        <w:rPr>
+          <w:b/>
+          <w:bCs/>
+          <w:color w:val="000000" w:themeColor="text1"/>
+          <w:sz w:val="22"/>
+          <w:szCs w:val="22"/>
+        </w:rPr>
+        <w:t>O(</w:t>
+      </w:r>
+      <w:proofErr w:type="gramEnd"/>
+      <w:r>
+        <w:rPr>
+          <w:b/>
+          <w:bCs/>
+          <w:color w:val="000000" w:themeColor="text1"/>
+          <w:sz w:val="22"/>
+          <w:szCs w:val="22"/>
+        </w:rPr>
+        <w:t>log n)</w:t>
       </w:r>
       <w:r>
         <w:rPr>
@@ -400,15 +498,27 @@
           <w:szCs w:val="22"/>
         </w:rPr>
       </w:pPr>
-      <w:r>
-        <w:rPr>
-          <w:b/>
-          <w:bCs/>
-          <w:color w:val="000000" w:themeColor="text1"/>
-          <w:sz w:val="22"/>
-          <w:szCs w:val="22"/>
-        </w:rPr>
-        <w:t>O(n log n)</w:t>
+      <w:proofErr w:type="gramStart"/>
+      <w:r>
+        <w:rPr>
+          <w:b/>
+          <w:bCs/>
+          <w:color w:val="000000" w:themeColor="text1"/>
+          <w:sz w:val="22"/>
+          <w:szCs w:val="22"/>
+        </w:rPr>
+        <w:t>O(</w:t>
+      </w:r>
+      <w:proofErr w:type="gramEnd"/>
+      <w:r>
+        <w:rPr>
+          <w:b/>
+          <w:bCs/>
+          <w:color w:val="000000" w:themeColor="text1"/>
+          <w:sz w:val="22"/>
+          <w:szCs w:val="22"/>
+        </w:rPr>
+        <w:t>n log n)</w:t>
       </w:r>
       <w:r>
         <w:rPr>
@@ -600,6 +710,7 @@
         <w:t xml:space="preserve"> not time efficient but </w:t>
       </w:r>
       <w:proofErr w:type="spellStart"/>
+      <w:proofErr w:type="gramStart"/>
       <w:r>
         <w:rPr>
           <w:color w:val="000000" w:themeColor="text1"/>
@@ -609,6 +720,7 @@
         <w:t>its</w:t>
       </w:r>
       <w:proofErr w:type="spellEnd"/>
+      <w:proofErr w:type="gramEnd"/>
       <w:r>
         <w:rPr>
           <w:color w:val="000000" w:themeColor="text1"/>
@@ -632,8 +744,27 @@
           <w:sz w:val="22"/>
           <w:szCs w:val="22"/>
         </w:rPr>
-        <w:t>It has the time complexity of O(n</w:t>
-      </w:r>
+        <w:t xml:space="preserve">It has the time complexity of </w:t>
+      </w:r>
+      <w:proofErr w:type="gramStart"/>
+      <w:r>
+        <w:rPr>
+          <w:color w:val="000000" w:themeColor="text1"/>
+          <w:sz w:val="22"/>
+          <w:szCs w:val="22"/>
+        </w:rPr>
+        <w:t>O(</w:t>
+      </w:r>
+      <w:proofErr w:type="gramEnd"/>
+      <w:r>
+        <w:rPr>
+          <w:color w:val="000000" w:themeColor="text1"/>
+          <w:sz w:val="22"/>
+          <w:szCs w:val="22"/>
+        </w:rPr>
+        <w:t>n</w:t>
+      </w:r>
+      <w:proofErr w:type="gramStart"/>
       <w:r>
         <w:rPr>
           <w:color w:val="000000" w:themeColor="text1"/>
@@ -649,7 +780,16 @@
           <w:sz w:val="22"/>
           <w:szCs w:val="22"/>
         </w:rPr>
-        <w:t xml:space="preserve">) </w:t>
+        <w:t>)</w:t>
+      </w:r>
+      <w:proofErr w:type="gramEnd"/>
+      <w:r>
+        <w:rPr>
+          <w:color w:val="000000" w:themeColor="text1"/>
+          <w:sz w:val="22"/>
+          <w:szCs w:val="22"/>
+        </w:rPr>
+        <w:t xml:space="preserve"> </w:t>
       </w:r>
     </w:p>
     <w:p>
@@ -716,8 +856,27 @@
           <w:sz w:val="22"/>
           <w:szCs w:val="22"/>
         </w:rPr>
-        <w:t>It also has the time complexity of O(n</w:t>
-      </w:r>
+        <w:t xml:space="preserve">It also has the time complexity of </w:t>
+      </w:r>
+      <w:proofErr w:type="gramStart"/>
+      <w:r>
+        <w:rPr>
+          <w:color w:val="000000" w:themeColor="text1"/>
+          <w:sz w:val="22"/>
+          <w:szCs w:val="22"/>
+        </w:rPr>
+        <w:t>O(</w:t>
+      </w:r>
+      <w:proofErr w:type="gramEnd"/>
+      <w:r>
+        <w:rPr>
+          <w:color w:val="000000" w:themeColor="text1"/>
+          <w:sz w:val="22"/>
+          <w:szCs w:val="22"/>
+        </w:rPr>
+        <w:t>n</w:t>
+      </w:r>
+      <w:proofErr w:type="gramStart"/>
       <w:r>
         <w:rPr>
           <w:color w:val="000000" w:themeColor="text1"/>
@@ -733,7 +892,16 @@
           <w:sz w:val="22"/>
           <w:szCs w:val="22"/>
         </w:rPr>
-        <w:t xml:space="preserve">) </w:t>
+        <w:t>)</w:t>
+      </w:r>
+      <w:proofErr w:type="gramEnd"/>
+      <w:r>
+        <w:rPr>
+          <w:color w:val="000000" w:themeColor="text1"/>
+          <w:sz w:val="22"/>
+          <w:szCs w:val="22"/>
+        </w:rPr>
+        <w:t xml:space="preserve"> </w:t>
       </w:r>
     </w:p>
     <w:p>
@@ -839,6 +1007,118 @@
         </w:rPr>
         <w:t>It works the same as sorting the cards in your hand, we have something called the key. We first split the array into sorted (left) and unsorted (right). We have the key which is the first element of the unsorted half. We then compare it to the left side. And save that value into a key temp. we then shift the values that are greater than the key and insert the key into its place.</w:t>
       </w:r>
+    </w:p>
+    <w:p>
+      <w:pPr>
+        <w:rPr>
+          <w:color w:val="000000" w:themeColor="text1"/>
+          <w:sz w:val="22"/>
+          <w:szCs w:val="22"/>
+        </w:rPr>
+      </w:pPr>
+    </w:p>
+    <w:p>
+      <w:pPr>
+        <w:jc w:val="center"/>
+        <w:rPr>
+          <w:b/>
+          <w:bCs/>
+          <w:color w:val="EE0000"/>
+          <w:sz w:val="32"/>
+          <w:szCs w:val="32"/>
+          <w:u w:val="single"/>
+        </w:rPr>
+      </w:pPr>
+      <w:r>
+        <w:rPr>
+          <w:b/>
+          <w:bCs/>
+          <w:color w:val="EE0000"/>
+          <w:sz w:val="32"/>
+          <w:szCs w:val="32"/>
+          <w:u w:val="single"/>
+        </w:rPr>
+        <w:t>Quick Sort</w:t>
+      </w:r>
+    </w:p>
+    <w:p>
+      <w:pPr>
+        <w:rPr>
+          <w:color w:val="000000" w:themeColor="text1"/>
+          <w:sz w:val="22"/>
+          <w:szCs w:val="22"/>
+        </w:rPr>
+      </w:pPr>
+      <w:r>
+        <w:rPr>
+          <w:color w:val="000000" w:themeColor="text1"/>
+          <w:sz w:val="22"/>
+          <w:szCs w:val="22"/>
+        </w:rPr>
+        <w:t xml:space="preserve">it has Big </w:t>
+      </w:r>
+      <w:proofErr w:type="gramStart"/>
+      <w:r>
+        <w:rPr>
+          <w:color w:val="000000" w:themeColor="text1"/>
+          <w:sz w:val="22"/>
+          <w:szCs w:val="22"/>
+        </w:rPr>
+        <w:t>O(</w:t>
+      </w:r>
+      <w:proofErr w:type="gramEnd"/>
+      <w:r>
+        <w:rPr>
+          <w:color w:val="000000" w:themeColor="text1"/>
+          <w:sz w:val="22"/>
+          <w:szCs w:val="22"/>
+        </w:rPr>
+        <w:t>n log n)</w:t>
+      </w:r>
+    </w:p>
+    <w:p>
+      <w:pPr>
+        <w:rPr>
+          <w:color w:val="000000" w:themeColor="text1"/>
+          <w:sz w:val="22"/>
+          <w:szCs w:val="22"/>
+        </w:rPr>
+      </w:pPr>
+      <w:r>
+        <w:rPr>
+          <w:color w:val="000000" w:themeColor="text1"/>
+          <w:sz w:val="22"/>
+          <w:szCs w:val="22"/>
+        </w:rPr>
+        <w:t xml:space="preserve">Quick sort is a divide-and-conquer sorting algorithm that works by selecting a pivot element from an array, then rearranging the remaining elements so that everything smaller than the pivot is moved to its left and everything larger is moved to its right; this process is called partitioning and it places the pivot in its final correct sorted position. The algorithm then recursively applies the same strategy to the left and right subarrays until the entire array is sorted. Because each partition step reduces the problem into smaller segments, quick sort is very efficient on average with a time complexity of </w:t>
+      </w:r>
+      <w:proofErr w:type="gramStart"/>
+      <w:r>
+        <w:rPr>
+          <w:color w:val="000000" w:themeColor="text1"/>
+          <w:sz w:val="22"/>
+          <w:szCs w:val="22"/>
+        </w:rPr>
+        <w:t>O(</w:t>
+      </w:r>
+      <w:proofErr w:type="gramEnd"/>
+      <w:r>
+        <w:rPr>
+          <w:color w:val="000000" w:themeColor="text1"/>
+          <w:sz w:val="22"/>
+          <w:szCs w:val="22"/>
+        </w:rPr>
+        <w:t>n log n), though in the worst case—when poor pivot choices lead to highly unbalanced partitions—it degrades to O(n²).</w:t>
+      </w:r>
+    </w:p>
+    <w:p>
+      <w:pPr>
+        <w:rPr>
+          <w:color w:val="000000" w:themeColor="text1"/>
+          <w:sz w:val="22"/>
+          <w:szCs w:val="22"/>
+        </w:rPr>
+      </w:pPr>
     </w:p>
     <w:sectPr>
       <w:pgSz w:w="12240" w:h="15840"/>
@@ -1454,7 +1734,6 @@
   <w:style w:type="character" w:default="1" w:styleId="DefaultParagraphFont">
     <w:name w:val="Default Paragraph Font"/>
     <w:uiPriority w:val="1"/>
-    <w:semiHidden/>
     <w:unhideWhenUsed/>
   </w:style>
   <w:style w:type="table" w:default="1" w:styleId="TableNormal">

--- a/Notes.docx
+++ b/Notes.docx
@@ -1110,6 +1110,75 @@
         </w:rPr>
         <w:t>n log n), though in the worst case—when poor pivot choices lead to highly unbalanced partitions—it degrades to O(n²).</w:t>
       </w:r>
+    </w:p>
+    <w:p>
+      <w:pPr>
+        <w:rPr>
+          <w:color w:val="000000" w:themeColor="text1"/>
+          <w:sz w:val="22"/>
+          <w:szCs w:val="22"/>
+        </w:rPr>
+      </w:pPr>
+    </w:p>
+    <w:p>
+      <w:pPr>
+        <w:jc w:val="center"/>
+        <w:rPr>
+          <w:b/>
+          <w:bCs/>
+          <w:color w:val="EE0000"/>
+          <w:sz w:val="32"/>
+          <w:szCs w:val="32"/>
+          <w:u w:val="single"/>
+        </w:rPr>
+      </w:pPr>
+      <w:r>
+        <w:rPr>
+          <w:b/>
+          <w:bCs/>
+          <w:color w:val="EE0000"/>
+          <w:sz w:val="32"/>
+          <w:szCs w:val="32"/>
+          <w:u w:val="single"/>
+        </w:rPr>
+        <w:lastRenderedPageBreak/>
+        <w:t>Merge Sort</w:t>
+      </w:r>
+    </w:p>
+    <w:p>
+      <w:pPr>
+        <w:rPr>
+          <w:color w:val="000000" w:themeColor="text1"/>
+          <w:sz w:val="22"/>
+          <w:szCs w:val="22"/>
+        </w:rPr>
+      </w:pPr>
+      <w:r>
+        <w:rPr>
+          <w:color w:val="000000" w:themeColor="text1"/>
+          <w:sz w:val="22"/>
+          <w:szCs w:val="22"/>
+        </w:rPr>
+        <w:t>Its also divide and conquer technique</w:t>
+      </w:r>
+    </w:p>
+    <w:p>
+      <w:pPr>
+        <w:rPr>
+          <w:color w:val="000000" w:themeColor="text1"/>
+          <w:sz w:val="22"/>
+          <w:szCs w:val="22"/>
+        </w:rPr>
+      </w:pPr>
+    </w:p>
+    <w:p>
+      <w:pPr>
+        <w:rPr>
+          <w:color w:val="EE0000"/>
+          <w:sz w:val="22"/>
+          <w:szCs w:val="22"/>
+        </w:rPr>
+      </w:pPr>
     </w:p>
     <w:p>
       <w:pPr>
@@ -1734,6 +1803,7 @@
   <w:style w:type="character" w:default="1" w:styleId="DefaultParagraphFont">
     <w:name w:val="Default Paragraph Font"/>
     <w:uiPriority w:val="1"/>
+    <w:semiHidden/>
     <w:unhideWhenUsed/>
   </w:style>
   <w:style w:type="table" w:default="1" w:styleId="TableNormal">

--- a/Notes.docx
+++ b/Notes.docx
@@ -1159,7 +1159,58 @@
           <w:sz w:val="22"/>
           <w:szCs w:val="22"/>
         </w:rPr>
-        <w:t>Its also divide and conquer technique</w:t>
+        <w:t>It has the time complexity of n log n</w:t>
+      </w:r>
+    </w:p>
+    <w:p>
+      <w:pPr>
+        <w:rPr>
+          <w:color w:val="000000" w:themeColor="text1"/>
+          <w:sz w:val="22"/>
+          <w:szCs w:val="22"/>
+        </w:rPr>
+      </w:pPr>
+      <w:r>
+        <w:rPr>
+          <w:color w:val="000000" w:themeColor="text1"/>
+          <w:sz w:val="22"/>
+          <w:szCs w:val="22"/>
+        </w:rPr>
+        <w:t>It works by calculating the median index then dividing the array from this point to the left and mid + 1 till the last index into a new array. We keep doing this until we have a single value per each array.</w:t>
+      </w:r>
+    </w:p>
+    <w:p>
+      <w:pPr>
+        <w:rPr>
+          <w:color w:val="000000" w:themeColor="text1"/>
+          <w:sz w:val="22"/>
+          <w:szCs w:val="22"/>
+        </w:rPr>
+      </w:pPr>
+      <w:r>
+        <w:rPr>
+          <w:color w:val="000000" w:themeColor="text1"/>
+          <w:sz w:val="22"/>
+          <w:szCs w:val="22"/>
+        </w:rPr>
+        <w:t>Then we merge but during this merge we compare the values before each merge, to make sure its sorted and before the last sort we compare each first element with the first element of the other the second for the second and so on until we have one final array that is sorted. We used recursion to keep dividing and to keep splitting.</w:t>
+      </w:r>
+    </w:p>
+    <w:p>
+      <w:pPr>
+        <w:rPr>
+          <w:color w:val="000000" w:themeColor="text1"/>
+          <w:sz w:val="22"/>
+          <w:szCs w:val="22"/>
+        </w:rPr>
+      </w:pPr>
+      <w:r>
+        <w:rPr>
+          <w:color w:val="000000" w:themeColor="text1"/>
+          <w:sz w:val="22"/>
+          <w:szCs w:val="22"/>
+        </w:rPr>
+        <w:t xml:space="preserve">We need to create extra memory while working on it </w:t>
       </w:r>
     </w:p>
     <w:p>

--- a/Notes.docx
+++ b/Notes.docx
@@ -1216,20 +1216,649 @@
     <w:p>
       <w:pPr>
         <w:rPr>
-          <w:color w:val="000000" w:themeColor="text1"/>
-          <w:sz w:val="22"/>
-          <w:szCs w:val="22"/>
-        </w:rPr>
-      </w:pPr>
-    </w:p>
-    <w:p>
-      <w:pPr>
-        <w:rPr>
+          <w:b/>
+          <w:bCs/>
           <w:color w:val="EE0000"/>
-          <w:sz w:val="22"/>
-          <w:szCs w:val="22"/>
-        </w:rPr>
-      </w:pPr>
+          <w:sz w:val="32"/>
+          <w:szCs w:val="32"/>
+          <w:u w:val="single"/>
+        </w:rPr>
+      </w:pPr>
+    </w:p>
+    <w:p>
+      <w:pPr>
+        <w:jc w:val="center"/>
+        <w:rPr>
+          <w:b/>
+          <w:bCs/>
+          <w:color w:val="EE0000"/>
+          <w:sz w:val="32"/>
+          <w:szCs w:val="32"/>
+          <w:u w:val="single"/>
+        </w:rPr>
+      </w:pPr>
+      <w:r>
+        <w:rPr>
+          <w:b/>
+          <w:bCs/>
+          <w:color w:val="EE0000"/>
+          <w:sz w:val="32"/>
+          <w:szCs w:val="32"/>
+          <w:u w:val="single"/>
+        </w:rPr>
+        <w:t>LinkedList</w:t>
+      </w:r>
+    </w:p>
+    <w:tbl>
+      <w:tblPr>
+        <w:tblW w:w="0" w:type="auto"/>
+        <w:tblCellSpacing w:w="15" w:type="dxa"/>
+        <w:tblCellMar>
+          <w:top w:w="15" w:type="dxa"/>
+          <w:left w:w="15" w:type="dxa"/>
+          <w:bottom w:w="15" w:type="dxa"/>
+          <w:right w:w="15" w:type="dxa"/>
+        </w:tblCellMar>
+        <w:tblLook w:val="04A0" w:firstRow="1" w:lastRow="0" w:firstColumn="1" w:lastColumn="0" w:noHBand="0" w:noVBand="1"/>
+      </w:tblPr>
+      <w:tblGrid>
+        <w:gridCol w:w="1467"/>
+        <w:gridCol w:w="3663"/>
+      </w:tblGrid>
+      <w:tr>
+        <w:trPr>
+          <w:tblCellSpacing w:w="15" w:type="dxa"/>
+        </w:trPr>
+        <w:tc>
+          <w:tcPr>
+            <w:tcW w:w="0" w:type="auto"/>
+            <w:vAlign w:val="center"/>
+            <w:hideMark/>
+          </w:tcPr>
+          <w:p>
+            <w:pPr>
+              <w:rPr>
+                <w:color w:val="000000" w:themeColor="text1"/>
+                <w:sz w:val="22"/>
+                <w:szCs w:val="22"/>
+              </w:rPr>
+            </w:pPr>
+            <w:r>
+              <w:rPr>
+                <w:color w:val="000000" w:themeColor="text1"/>
+                <w:sz w:val="22"/>
+                <w:szCs w:val="22"/>
+              </w:rPr>
+              <w:t>Access by index</w:t>
+            </w:r>
+          </w:p>
+        </w:tc>
+        <w:tc>
+          <w:tcPr>
+            <w:tcW w:w="3618" w:type="dxa"/>
+            <w:vAlign w:val="center"/>
+            <w:hideMark/>
+          </w:tcPr>
+          <w:p>
+            <w:pPr>
+              <w:rPr>
+                <w:color w:val="000000" w:themeColor="text1"/>
+                <w:sz w:val="22"/>
+                <w:szCs w:val="22"/>
+              </w:rPr>
+            </w:pPr>
+            <w:r>
+              <w:rPr>
+                <w:color w:val="000000" w:themeColor="text1"/>
+                <w:sz w:val="22"/>
+                <w:szCs w:val="22"/>
+              </w:rPr>
+              <w:t>O(n)</w:t>
+            </w:r>
+          </w:p>
+        </w:tc>
+      </w:tr>
+    </w:tbl>
+    <w:p>
+      <w:pPr>
+        <w:rPr>
+          <w:color w:val="000000" w:themeColor="text1"/>
+          <w:sz w:val="22"/>
+          <w:szCs w:val="22"/>
+        </w:rPr>
+      </w:pPr>
+    </w:p>
+    <w:tbl>
+      <w:tblPr>
+        <w:tblW w:w="0" w:type="auto"/>
+        <w:tblCellSpacing w:w="15" w:type="dxa"/>
+        <w:tblCellMar>
+          <w:top w:w="15" w:type="dxa"/>
+          <w:left w:w="15" w:type="dxa"/>
+          <w:bottom w:w="15" w:type="dxa"/>
+          <w:right w:w="15" w:type="dxa"/>
+        </w:tblCellMar>
+        <w:tblLook w:val="04A0" w:firstRow="1" w:lastRow="0" w:firstColumn="1" w:lastColumn="0" w:noHBand="0" w:noVBand="1"/>
+      </w:tblPr>
+      <w:tblGrid>
+        <w:gridCol w:w="1315"/>
+        <w:gridCol w:w="2285"/>
+      </w:tblGrid>
+      <w:tr>
+        <w:trPr>
+          <w:tblCellSpacing w:w="15" w:type="dxa"/>
+        </w:trPr>
+        <w:tc>
+          <w:tcPr>
+            <w:tcW w:w="0" w:type="auto"/>
+            <w:vAlign w:val="center"/>
+            <w:hideMark/>
+          </w:tcPr>
+          <w:p>
+            <w:pPr>
+              <w:rPr>
+                <w:color w:val="000000" w:themeColor="text1"/>
+                <w:sz w:val="22"/>
+                <w:szCs w:val="22"/>
+              </w:rPr>
+            </w:pPr>
+            <w:r>
+              <w:rPr>
+                <w:color w:val="000000" w:themeColor="text1"/>
+                <w:sz w:val="22"/>
+                <w:szCs w:val="22"/>
+              </w:rPr>
+              <w:t>Insert at head</w:t>
+            </w:r>
+          </w:p>
+        </w:tc>
+        <w:tc>
+          <w:tcPr>
+            <w:tcW w:w="2240" w:type="dxa"/>
+            <w:vAlign w:val="center"/>
+            <w:hideMark/>
+          </w:tcPr>
+          <w:p>
+            <w:pPr>
+              <w:rPr>
+                <w:color w:val="000000" w:themeColor="text1"/>
+                <w:sz w:val="22"/>
+                <w:szCs w:val="22"/>
+              </w:rPr>
+            </w:pPr>
+            <w:proofErr w:type="gramStart"/>
+            <w:r>
+              <w:rPr>
+                <w:color w:val="000000" w:themeColor="text1"/>
+                <w:sz w:val="22"/>
+                <w:szCs w:val="22"/>
+              </w:rPr>
+              <w:t>O(</w:t>
+            </w:r>
+            <w:proofErr w:type="gramEnd"/>
+            <w:r>
+              <w:rPr>
+                <w:color w:val="000000" w:themeColor="text1"/>
+                <w:sz w:val="22"/>
+                <w:szCs w:val="22"/>
+              </w:rPr>
+              <w:t>1)</w:t>
+            </w:r>
+          </w:p>
+        </w:tc>
+      </w:tr>
+    </w:tbl>
+    <w:p>
+      <w:pPr>
+        <w:rPr>
+          <w:color w:val="000000" w:themeColor="text1"/>
+          <w:sz w:val="22"/>
+          <w:szCs w:val="22"/>
+        </w:rPr>
+      </w:pPr>
+    </w:p>
+    <w:tbl>
+      <w:tblPr>
+        <w:tblW w:w="9450" w:type="dxa"/>
+        <w:tblCellSpacing w:w="15" w:type="dxa"/>
+        <w:tblCellMar>
+          <w:top w:w="15" w:type="dxa"/>
+          <w:left w:w="15" w:type="dxa"/>
+          <w:bottom w:w="15" w:type="dxa"/>
+          <w:right w:w="15" w:type="dxa"/>
+        </w:tblCellMar>
+        <w:tblLook w:val="04A0" w:firstRow="1" w:lastRow="0" w:firstColumn="1" w:lastColumn="0" w:noHBand="0" w:noVBand="1"/>
+      </w:tblPr>
+      <w:tblGrid>
+        <w:gridCol w:w="1146"/>
+        <w:gridCol w:w="8304"/>
+      </w:tblGrid>
+      <w:tr>
+        <w:trPr>
+          <w:tblCellSpacing w:w="15" w:type="dxa"/>
+        </w:trPr>
+        <w:tc>
+          <w:tcPr>
+            <w:tcW w:w="0" w:type="auto"/>
+            <w:vAlign w:val="center"/>
+            <w:hideMark/>
+          </w:tcPr>
+          <w:p>
+            <w:pPr>
+              <w:rPr>
+                <w:color w:val="000000" w:themeColor="text1"/>
+                <w:sz w:val="22"/>
+                <w:szCs w:val="22"/>
+              </w:rPr>
+            </w:pPr>
+            <w:r>
+              <w:rPr>
+                <w:color w:val="000000" w:themeColor="text1"/>
+                <w:sz w:val="22"/>
+                <w:szCs w:val="22"/>
+              </w:rPr>
+              <w:t>Insert at tail</w:t>
+            </w:r>
+          </w:p>
+        </w:tc>
+        <w:tc>
+          <w:tcPr>
+            <w:tcW w:w="8259" w:type="dxa"/>
+            <w:vAlign w:val="center"/>
+            <w:hideMark/>
+          </w:tcPr>
+          <w:p>
+            <w:pPr>
+              <w:rPr>
+                <w:color w:val="000000" w:themeColor="text1"/>
+                <w:sz w:val="22"/>
+                <w:szCs w:val="22"/>
+              </w:rPr>
+            </w:pPr>
+            <w:proofErr w:type="gramStart"/>
+            <w:r>
+              <w:rPr>
+                <w:color w:val="000000" w:themeColor="text1"/>
+                <w:sz w:val="22"/>
+                <w:szCs w:val="22"/>
+              </w:rPr>
+              <w:t>O(</w:t>
+            </w:r>
+            <w:proofErr w:type="gramEnd"/>
+            <w:r>
+              <w:rPr>
+                <w:color w:val="000000" w:themeColor="text1"/>
+                <w:sz w:val="22"/>
+                <w:szCs w:val="22"/>
+              </w:rPr>
+              <w:t>1) (if tail pointer exists)</w:t>
+            </w:r>
+          </w:p>
+        </w:tc>
+      </w:tr>
+    </w:tbl>
+    <w:p>
+      <w:pPr>
+        <w:rPr>
+          <w:color w:val="000000" w:themeColor="text1"/>
+          <w:sz w:val="22"/>
+          <w:szCs w:val="22"/>
+        </w:rPr>
+      </w:pPr>
+    </w:p>
+    <w:tbl>
+      <w:tblPr>
+        <w:tblW w:w="0" w:type="auto"/>
+        <w:tblCellSpacing w:w="15" w:type="dxa"/>
+        <w:tblCellMar>
+          <w:top w:w="15" w:type="dxa"/>
+          <w:left w:w="15" w:type="dxa"/>
+          <w:bottom w:w="15" w:type="dxa"/>
+          <w:right w:w="15" w:type="dxa"/>
+        </w:tblCellMar>
+        <w:tblLook w:val="04A0" w:firstRow="1" w:lastRow="0" w:firstColumn="1" w:lastColumn="0" w:noHBand="0" w:noVBand="1"/>
+      </w:tblPr>
+      <w:tblGrid>
+        <w:gridCol w:w="1382"/>
+        <w:gridCol w:w="6988"/>
+      </w:tblGrid>
+      <w:tr>
+        <w:trPr>
+          <w:tblCellSpacing w:w="15" w:type="dxa"/>
+        </w:trPr>
+        <w:tc>
+          <w:tcPr>
+            <w:tcW w:w="0" w:type="auto"/>
+            <w:vAlign w:val="center"/>
+            <w:hideMark/>
+          </w:tcPr>
+          <w:p>
+            <w:pPr>
+              <w:rPr>
+                <w:color w:val="000000" w:themeColor="text1"/>
+                <w:sz w:val="22"/>
+                <w:szCs w:val="22"/>
+              </w:rPr>
+            </w:pPr>
+            <w:r>
+              <w:rPr>
+                <w:color w:val="000000" w:themeColor="text1"/>
+                <w:sz w:val="22"/>
+                <w:szCs w:val="22"/>
+              </w:rPr>
+              <w:t>Delete at head</w:t>
+            </w:r>
+          </w:p>
+        </w:tc>
+        <w:tc>
+          <w:tcPr>
+            <w:tcW w:w="6943" w:type="dxa"/>
+            <w:vAlign w:val="center"/>
+            <w:hideMark/>
+          </w:tcPr>
+          <w:p>
+            <w:pPr>
+              <w:rPr>
+                <w:color w:val="000000" w:themeColor="text1"/>
+                <w:sz w:val="22"/>
+                <w:szCs w:val="22"/>
+              </w:rPr>
+            </w:pPr>
+            <w:proofErr w:type="gramStart"/>
+            <w:r>
+              <w:rPr>
+                <w:color w:val="000000" w:themeColor="text1"/>
+                <w:sz w:val="22"/>
+                <w:szCs w:val="22"/>
+              </w:rPr>
+              <w:t>O(</w:t>
+            </w:r>
+            <w:proofErr w:type="gramEnd"/>
+            <w:r>
+              <w:rPr>
+                <w:color w:val="000000" w:themeColor="text1"/>
+                <w:sz w:val="22"/>
+                <w:szCs w:val="22"/>
+              </w:rPr>
+              <w:t>1)</w:t>
+            </w:r>
+          </w:p>
+        </w:tc>
+      </w:tr>
+    </w:tbl>
+    <w:p>
+      <w:pPr>
+        <w:rPr>
+          <w:color w:val="000000" w:themeColor="text1"/>
+          <w:sz w:val="22"/>
+          <w:szCs w:val="22"/>
+        </w:rPr>
+      </w:pPr>
+    </w:p>
+    <w:tbl>
+      <w:tblPr>
+        <w:tblW w:w="8730" w:type="dxa"/>
+        <w:tblCellSpacing w:w="15" w:type="dxa"/>
+        <w:tblCellMar>
+          <w:top w:w="15" w:type="dxa"/>
+          <w:left w:w="15" w:type="dxa"/>
+          <w:bottom w:w="15" w:type="dxa"/>
+          <w:right w:w="15" w:type="dxa"/>
+        </w:tblCellMar>
+        <w:tblLook w:val="04A0" w:firstRow="1" w:lastRow="0" w:firstColumn="1" w:lastColumn="0" w:noHBand="0" w:noVBand="1"/>
+      </w:tblPr>
+      <w:tblGrid>
+        <w:gridCol w:w="1450"/>
+        <w:gridCol w:w="7280"/>
+      </w:tblGrid>
+      <w:tr>
+        <w:trPr>
+          <w:tblCellSpacing w:w="15" w:type="dxa"/>
+        </w:trPr>
+        <w:tc>
+          <w:tcPr>
+            <w:tcW w:w="0" w:type="auto"/>
+            <w:vAlign w:val="center"/>
+            <w:hideMark/>
+          </w:tcPr>
+          <w:p>
+            <w:pPr>
+              <w:rPr>
+                <w:color w:val="000000" w:themeColor="text1"/>
+                <w:sz w:val="22"/>
+                <w:szCs w:val="22"/>
+              </w:rPr>
+            </w:pPr>
+            <w:r>
+              <w:rPr>
+                <w:color w:val="000000" w:themeColor="text1"/>
+                <w:sz w:val="22"/>
+                <w:szCs w:val="22"/>
+              </w:rPr>
+              <w:t>Delete by value</w:t>
+            </w:r>
+          </w:p>
+        </w:tc>
+        <w:tc>
+          <w:tcPr>
+            <w:tcW w:w="7235" w:type="dxa"/>
+            <w:vAlign w:val="center"/>
+            <w:hideMark/>
+          </w:tcPr>
+          <w:p>
+            <w:pPr>
+              <w:rPr>
+                <w:color w:val="000000" w:themeColor="text1"/>
+                <w:sz w:val="22"/>
+                <w:szCs w:val="22"/>
+              </w:rPr>
+            </w:pPr>
+            <w:r>
+              <w:rPr>
+                <w:color w:val="000000" w:themeColor="text1"/>
+                <w:sz w:val="22"/>
+                <w:szCs w:val="22"/>
+              </w:rPr>
+              <w:t>O(n)</w:t>
+            </w:r>
+          </w:p>
+        </w:tc>
+      </w:tr>
+    </w:tbl>
+    <w:p>
+      <w:pPr>
+        <w:rPr>
+          <w:color w:val="EE0000"/>
+          <w:sz w:val="22"/>
+          <w:szCs w:val="22"/>
+        </w:rPr>
+      </w:pPr>
+    </w:p>
+    <w:p>
+      <w:pPr>
+        <w:rPr>
+          <w:b/>
+          <w:bCs/>
+          <w:color w:val="000000" w:themeColor="text1"/>
+          <w:sz w:val="22"/>
+          <w:szCs w:val="22"/>
+        </w:rPr>
+      </w:pPr>
+      <w:r>
+        <w:rPr>
+          <w:b/>
+          <w:bCs/>
+          <w:color w:val="000000" w:themeColor="text1"/>
+          <w:sz w:val="22"/>
+          <w:szCs w:val="22"/>
+        </w:rPr>
+        <w:t>Good Use Cases:</w:t>
+      </w:r>
+    </w:p>
+    <w:p>
+      <w:pPr>
+        <w:numPr>
+          <w:ilvl w:val="0"/>
+          <w:numId w:val="2"/>
+        </w:numPr>
+        <w:rPr>
+          <w:color w:val="000000" w:themeColor="text1"/>
+          <w:sz w:val="22"/>
+          <w:szCs w:val="22"/>
+        </w:rPr>
+      </w:pPr>
+      <w:r>
+        <w:rPr>
+          <w:color w:val="000000" w:themeColor="text1"/>
+          <w:sz w:val="22"/>
+          <w:szCs w:val="22"/>
+        </w:rPr>
+        <w:t xml:space="preserve">Frequent insertions/deletions (especially at ends) </w:t>
+      </w:r>
+    </w:p>
+    <w:p>
+      <w:pPr>
+        <w:numPr>
+          <w:ilvl w:val="0"/>
+          <w:numId w:val="2"/>
+        </w:numPr>
+        <w:rPr>
+          <w:color w:val="000000" w:themeColor="text1"/>
+          <w:sz w:val="22"/>
+          <w:szCs w:val="22"/>
+        </w:rPr>
+      </w:pPr>
+      <w:r>
+        <w:rPr>
+          <w:color w:val="000000" w:themeColor="text1"/>
+          <w:sz w:val="22"/>
+          <w:szCs w:val="22"/>
+        </w:rPr>
+        <w:t>Queue or deque implementations</w:t>
+      </w:r>
+    </w:p>
+    <w:p>
+      <w:pPr>
+        <w:rPr>
+          <w:color w:val="000000" w:themeColor="text1"/>
+          <w:sz w:val="22"/>
+          <w:szCs w:val="22"/>
+        </w:rPr>
+      </w:pPr>
+    </w:p>
+    <w:p>
+      <w:pPr>
+        <w:rPr>
+          <w:color w:val="EE0000"/>
+          <w:sz w:val="22"/>
+          <w:szCs w:val="22"/>
+        </w:rPr>
+      </w:pPr>
+    </w:p>
+    <w:p>
+      <w:pPr>
+        <w:rPr>
+          <w:color w:val="000000" w:themeColor="text1"/>
+          <w:sz w:val="22"/>
+          <w:szCs w:val="22"/>
+        </w:rPr>
+      </w:pPr>
+      <w:r>
+        <w:rPr>
+          <w:color w:val="000000" w:themeColor="text1"/>
+          <w:sz w:val="22"/>
+          <w:szCs w:val="22"/>
+        </w:rPr>
+        <w:lastRenderedPageBreak/>
+        <w:t xml:space="preserve">In a LinkedList, elements are not stored next to each other in memory. Instead, each element is stored in a separate node, and each node contains references to the next (and possibly previous) node. This means additional memory is required for storing these pointers, unlike </w:t>
+      </w:r>
+      <w:proofErr w:type="spellStart"/>
+      <w:r>
+        <w:rPr>
+          <w:color w:val="000000" w:themeColor="text1"/>
+          <w:sz w:val="22"/>
+          <w:szCs w:val="22"/>
+        </w:rPr>
+        <w:t>ArrayList</w:t>
+      </w:r>
+      <w:proofErr w:type="spellEnd"/>
+      <w:r>
+        <w:rPr>
+          <w:color w:val="000000" w:themeColor="text1"/>
+          <w:sz w:val="22"/>
+          <w:szCs w:val="22"/>
+        </w:rPr>
+        <w:t xml:space="preserve"> where only the actual data is stored in a continuous block.</w:t>
+      </w:r>
+    </w:p>
+    <w:p>
+      <w:pPr>
+        <w:rPr>
+          <w:color w:val="000000" w:themeColor="text1"/>
+          <w:sz w:val="22"/>
+          <w:szCs w:val="22"/>
+        </w:rPr>
+      </w:pPr>
+    </w:p>
+    <w:p>
+      <w:pPr>
+        <w:rPr>
+          <w:color w:val="000000" w:themeColor="text1"/>
+          <w:sz w:val="22"/>
+          <w:szCs w:val="22"/>
+        </w:rPr>
+      </w:pPr>
+      <w:r>
+        <w:rPr>
+          <w:color w:val="000000" w:themeColor="text1"/>
+          <w:sz w:val="22"/>
+          <w:szCs w:val="22"/>
+        </w:rPr>
+        <w:t xml:space="preserve">The main idea is to have a node that carries 2 values first is the value that we need to store and second is the address of the next value and possibly the address of the previous ones. The head is the first node and has no value inside and has a pointer that refers to the first element. The last “Tail” refers to null. And if it’s a circular </w:t>
+      </w:r>
+      <w:proofErr w:type="spellStart"/>
+      <w:r>
+        <w:rPr>
+          <w:color w:val="000000" w:themeColor="text1"/>
+          <w:sz w:val="22"/>
+          <w:szCs w:val="22"/>
+        </w:rPr>
+        <w:t>linkedlist</w:t>
+      </w:r>
+      <w:proofErr w:type="spellEnd"/>
+      <w:r>
+        <w:rPr>
+          <w:color w:val="000000" w:themeColor="text1"/>
+          <w:sz w:val="22"/>
+          <w:szCs w:val="22"/>
+        </w:rPr>
+        <w:t xml:space="preserve"> it refers to the head.</w:t>
+      </w:r>
+    </w:p>
+    <w:p>
+      <w:pPr>
+        <w:rPr>
+          <w:color w:val="000000" w:themeColor="text1"/>
+          <w:sz w:val="22"/>
+          <w:szCs w:val="22"/>
+        </w:rPr>
+      </w:pPr>
+      <w:r>
+        <w:rPr>
+          <w:color w:val="000000" w:themeColor="text1"/>
+          <w:sz w:val="22"/>
+          <w:szCs w:val="22"/>
+        </w:rPr>
+        <w:t xml:space="preserve">We cannot just in between elements we shall only </w:t>
+      </w:r>
+      <w:r>
+        <w:rPr>
+          <w:color w:val="000000" w:themeColor="text1"/>
+          <w:sz w:val="22"/>
+          <w:szCs w:val="22"/>
+        </w:rPr>
+        <w:t>search, add, delete following a sequence.</w:t>
+      </w:r>
     </w:p>
     <w:p>
       <w:pPr>
@@ -1248,6 +1877,315 @@
     </w:sectPr>
   </w:body>
 </w:document>
+</file>
+
+<file path=word/numbering.xml><?xml version="1.0" encoding="utf-8"?>
+<w:numbering xmlns:wpc="http://schemas.microsoft.com/office/word/2010/wordprocessingCanvas" xmlns:cx="http://schemas.microsoft.com/office/drawing/2014/chartex" xmlns:cx1="http://schemas.microsoft.com/office/drawing/2015/9/8/chartex" xmlns:cx2="http://schemas.microsoft.com/office/drawing/2015/10/21/chartex" xmlns:cx3="http://schemas.microsoft.com/office/drawing/2016/5/9/chartex" xmlns:cx4="http://schemas.microsoft.com/office/drawing/2016/5/10/chartex" xmlns:cx5="http://schemas.microsoft.com/office/drawing/2016/5/11/chartex" xmlns:cx6="http://schemas.microsoft.com/office/drawing/2016/5/12/chartex" xmlns:cx7="http://schemas.microsoft.com/office/drawing/2016/5/13/chartex" xmlns:cx8="http://schemas.microsoft.com/office/drawing/2016/5/14/chartex" xmlns:mc="http://schemas.openxmlformats.org/markup-compatibility/2006" xmlns:aink="http://schemas.microsoft.com/office/drawing/2016/ink" xmlns:am3d="http://schemas.microsoft.com/office/drawing/2017/model3d" xmlns:o="urn:schemas-microsoft-com:office:office" xmlns:oel="http://schemas.microsoft.com/office/2019/extlst" xmlns:r="http://schemas.openxmlformats.org/officeDocument/2006/relationships" xmlns:m="http://schemas.openxmlformats.org/officeDocument/2006/math" xmlns:v="urn:schemas-microsoft-com:vml" xmlns:wp14="http://schemas.microsoft.com/office/word/2010/wordprocessingDrawing" xmlns:wp="http://schemas.openxmlformats.org/drawingml/2006/wordprocessingDrawing" xmlns:w10="urn:schemas-microsoft-com:office:word" xmlns:w="http://schemas.openxmlformats.org/wordprocessingml/2006/main" xmlns:w14="http://schemas.microsoft.com/office/word/2010/wordml" xmlns:w15="http://schemas.microsoft.com/office/word/2012/wordml" xmlns:w16cex="http://schemas.microsoft.com/office/word/2018/wordml/cex" xmlns:w16cid="http://schemas.microsoft.com/office/word/2016/wordml/cid" xmlns:w16="http://schemas.microsoft.com/office/word/2018/wordml" xmlns:w16du="http://schemas.microsoft.com/office/word/2023/wordml/word16du" xmlns:w16sdtdh="http://schemas.microsoft.com/office/word/2020/wordml/sdtdatahash" xmlns:w16sdtfl="http://schemas.microsoft.com/office/word/2024/wordml/sdtformatlock" xmlns:w16se="http://schemas.microsoft.com/office/word/2015/wordml/symex" xmlns:wpg="http://schemas.microsoft.com/office/word/2010/wordprocessingGroup" xmlns:wpi="http://schemas.microsoft.com/office/word/2010/wordprocessingInk" xmlns:wne="http://schemas.microsoft.com/office/word/2006/wordml" xmlns:wps="http://schemas.microsoft.com/office/word/2010/wordprocessingShape" mc:Ignorable="w14 w15 w16se w16cid w16 w16cex w16sdtdh w16sdtfl w16du wp14">
+  <w:abstractNum w:abstractNumId="0" w15:restartNumberingAfterBreak="0">
+    <w:nsid w:val="00BB28C0"/>
+    <w:multiLevelType w:val="multilevel"/>
+    <w:tmpl w:val="F4949B54"/>
+    <w:lvl w:ilvl="0">
+      <w:start w:val="1"/>
+      <w:numFmt w:val="bullet"/>
+      <w:lvlText w:val=""/>
+      <w:lvlJc w:val="left"/>
+      <w:pPr>
+        <w:tabs>
+          <w:tab w:val="num" w:pos="720"/>
+        </w:tabs>
+        <w:ind w:left="720" w:hanging="360"/>
+      </w:pPr>
+      <w:rPr>
+        <w:rFonts w:ascii="Symbol" w:hAnsi="Symbol" w:hint="default"/>
+        <w:sz w:val="20"/>
+      </w:rPr>
+    </w:lvl>
+    <w:lvl w:ilvl="1" w:tentative="1">
+      <w:start w:val="1"/>
+      <w:numFmt w:val="bullet"/>
+      <w:lvlText w:val="o"/>
+      <w:lvlJc w:val="left"/>
+      <w:pPr>
+        <w:tabs>
+          <w:tab w:val="num" w:pos="1440"/>
+        </w:tabs>
+        <w:ind w:left="1440" w:hanging="360"/>
+      </w:pPr>
+      <w:rPr>
+        <w:rFonts w:ascii="Courier New" w:hAnsi="Courier New" w:hint="default"/>
+        <w:sz w:val="20"/>
+      </w:rPr>
+    </w:lvl>
+    <w:lvl w:ilvl="2" w:tentative="1">
+      <w:start w:val="1"/>
+      <w:numFmt w:val="bullet"/>
+      <w:lvlText w:val=""/>
+      <w:lvlJc w:val="left"/>
+      <w:pPr>
+        <w:tabs>
+          <w:tab w:val="num" w:pos="2160"/>
+        </w:tabs>
+        <w:ind w:left="2160" w:hanging="360"/>
+      </w:pPr>
+      <w:rPr>
+        <w:rFonts w:ascii="Wingdings" w:hAnsi="Wingdings" w:hint="default"/>
+        <w:sz w:val="20"/>
+      </w:rPr>
+    </w:lvl>
+    <w:lvl w:ilvl="3" w:tentative="1">
+      <w:start w:val="1"/>
+      <w:numFmt w:val="bullet"/>
+      <w:lvlText w:val=""/>
+      <w:lvlJc w:val="left"/>
+      <w:pPr>
+        <w:tabs>
+          <w:tab w:val="num" w:pos="2880"/>
+        </w:tabs>
+        <w:ind w:left="2880" w:hanging="360"/>
+      </w:pPr>
+      <w:rPr>
+        <w:rFonts w:ascii="Wingdings" w:hAnsi="Wingdings" w:hint="default"/>
+        <w:sz w:val="20"/>
+      </w:rPr>
+    </w:lvl>
+    <w:lvl w:ilvl="4" w:tentative="1">
+      <w:start w:val="1"/>
+      <w:numFmt w:val="bullet"/>
+      <w:lvlText w:val=""/>
+      <w:lvlJc w:val="left"/>
+      <w:pPr>
+        <w:tabs>
+          <w:tab w:val="num" w:pos="3600"/>
+        </w:tabs>
+        <w:ind w:left="3600" w:hanging="360"/>
+      </w:pPr>
+      <w:rPr>
+        <w:rFonts w:ascii="Wingdings" w:hAnsi="Wingdings" w:hint="default"/>
+        <w:sz w:val="20"/>
+      </w:rPr>
+    </w:lvl>
+    <w:lvl w:ilvl="5" w:tentative="1">
+      <w:start w:val="1"/>
+      <w:numFmt w:val="bullet"/>
+      <w:lvlText w:val=""/>
+      <w:lvlJc w:val="left"/>
+      <w:pPr>
+        <w:tabs>
+          <w:tab w:val="num" w:pos="4320"/>
+        </w:tabs>
+        <w:ind w:left="4320" w:hanging="360"/>
+      </w:pPr>
+      <w:rPr>
+        <w:rFonts w:ascii="Wingdings" w:hAnsi="Wingdings" w:hint="default"/>
+        <w:sz w:val="20"/>
+      </w:rPr>
+    </w:lvl>
+    <w:lvl w:ilvl="6" w:tentative="1">
+      <w:start w:val="1"/>
+      <w:numFmt w:val="bullet"/>
+      <w:lvlText w:val=""/>
+      <w:lvlJc w:val="left"/>
+      <w:pPr>
+        <w:tabs>
+          <w:tab w:val="num" w:pos="5040"/>
+        </w:tabs>
+        <w:ind w:left="5040" w:hanging="360"/>
+      </w:pPr>
+      <w:rPr>
+        <w:rFonts w:ascii="Wingdings" w:hAnsi="Wingdings" w:hint="default"/>
+        <w:sz w:val="20"/>
+      </w:rPr>
+    </w:lvl>
+    <w:lvl w:ilvl="7" w:tentative="1">
+      <w:start w:val="1"/>
+      <w:numFmt w:val="bullet"/>
+      <w:lvlText w:val=""/>
+      <w:lvlJc w:val="left"/>
+      <w:pPr>
+        <w:tabs>
+          <w:tab w:val="num" w:pos="5760"/>
+        </w:tabs>
+        <w:ind w:left="5760" w:hanging="360"/>
+      </w:pPr>
+      <w:rPr>
+        <w:rFonts w:ascii="Wingdings" w:hAnsi="Wingdings" w:hint="default"/>
+        <w:sz w:val="20"/>
+      </w:rPr>
+    </w:lvl>
+    <w:lvl w:ilvl="8" w:tentative="1">
+      <w:start w:val="1"/>
+      <w:numFmt w:val="bullet"/>
+      <w:lvlText w:val=""/>
+      <w:lvlJc w:val="left"/>
+      <w:pPr>
+        <w:tabs>
+          <w:tab w:val="num" w:pos="6480"/>
+        </w:tabs>
+        <w:ind w:left="6480" w:hanging="360"/>
+      </w:pPr>
+      <w:rPr>
+        <w:rFonts w:ascii="Wingdings" w:hAnsi="Wingdings" w:hint="default"/>
+        <w:sz w:val="20"/>
+      </w:rPr>
+    </w:lvl>
+  </w:abstractNum>
+  <w:abstractNum w:abstractNumId="1" w15:restartNumberingAfterBreak="0">
+    <w:nsid w:val="7187260C"/>
+    <w:multiLevelType w:val="multilevel"/>
+    <w:tmpl w:val="CA800F10"/>
+    <w:lvl w:ilvl="0">
+      <w:start w:val="1"/>
+      <w:numFmt w:val="bullet"/>
+      <w:lvlText w:val=""/>
+      <w:lvlJc w:val="left"/>
+      <w:pPr>
+        <w:tabs>
+          <w:tab w:val="num" w:pos="720"/>
+        </w:tabs>
+        <w:ind w:left="720" w:hanging="360"/>
+      </w:pPr>
+      <w:rPr>
+        <w:rFonts w:ascii="Symbol" w:hAnsi="Symbol" w:hint="default"/>
+        <w:sz w:val="20"/>
+      </w:rPr>
+    </w:lvl>
+    <w:lvl w:ilvl="1" w:tentative="1">
+      <w:start w:val="1"/>
+      <w:numFmt w:val="bullet"/>
+      <w:lvlText w:val="o"/>
+      <w:lvlJc w:val="left"/>
+      <w:pPr>
+        <w:tabs>
+          <w:tab w:val="num" w:pos="1440"/>
+        </w:tabs>
+        <w:ind w:left="1440" w:hanging="360"/>
+      </w:pPr>
+      <w:rPr>
+        <w:rFonts w:ascii="Courier New" w:hAnsi="Courier New" w:hint="default"/>
+        <w:sz w:val="20"/>
+      </w:rPr>
+    </w:lvl>
+    <w:lvl w:ilvl="2" w:tentative="1">
+      <w:start w:val="1"/>
+      <w:numFmt w:val="bullet"/>
+      <w:lvlText w:val=""/>
+      <w:lvlJc w:val="left"/>
+      <w:pPr>
+        <w:tabs>
+          <w:tab w:val="num" w:pos="2160"/>
+        </w:tabs>
+        <w:ind w:left="2160" w:hanging="360"/>
+      </w:pPr>
+      <w:rPr>
+        <w:rFonts w:ascii="Wingdings" w:hAnsi="Wingdings" w:hint="default"/>
+        <w:sz w:val="20"/>
+      </w:rPr>
+    </w:lvl>
+    <w:lvl w:ilvl="3" w:tentative="1">
+      <w:start w:val="1"/>
+      <w:numFmt w:val="bullet"/>
+      <w:lvlText w:val=""/>
+      <w:lvlJc w:val="left"/>
+      <w:pPr>
+        <w:tabs>
+          <w:tab w:val="num" w:pos="2880"/>
+        </w:tabs>
+        <w:ind w:left="2880" w:hanging="360"/>
+      </w:pPr>
+      <w:rPr>
+        <w:rFonts w:ascii="Wingdings" w:hAnsi="Wingdings" w:hint="default"/>
+        <w:sz w:val="20"/>
+      </w:rPr>
+    </w:lvl>
+    <w:lvl w:ilvl="4" w:tentative="1">
+      <w:start w:val="1"/>
+      <w:numFmt w:val="bullet"/>
+      <w:lvlText w:val=""/>
+      <w:lvlJc w:val="left"/>
+      <w:pPr>
+        <w:tabs>
+          <w:tab w:val="num" w:pos="3600"/>
+        </w:tabs>
+        <w:ind w:left="3600" w:hanging="360"/>
+      </w:pPr>
+      <w:rPr>
+        <w:rFonts w:ascii="Wingdings" w:hAnsi="Wingdings" w:hint="default"/>
+        <w:sz w:val="20"/>
+      </w:rPr>
+    </w:lvl>
+    <w:lvl w:ilvl="5" w:tentative="1">
+      <w:start w:val="1"/>
+      <w:numFmt w:val="bullet"/>
+      <w:lvlText w:val=""/>
+      <w:lvlJc w:val="left"/>
+      <w:pPr>
+        <w:tabs>
+          <w:tab w:val="num" w:pos="4320"/>
+        </w:tabs>
+        <w:ind w:left="4320" w:hanging="360"/>
+      </w:pPr>
+      <w:rPr>
+        <w:rFonts w:ascii="Wingdings" w:hAnsi="Wingdings" w:hint="default"/>
+        <w:sz w:val="20"/>
+      </w:rPr>
+    </w:lvl>
+    <w:lvl w:ilvl="6" w:tentative="1">
+      <w:start w:val="1"/>
+      <w:numFmt w:val="bullet"/>
+      <w:lvlText w:val=""/>
+      <w:lvlJc w:val="left"/>
+      <w:pPr>
+        <w:tabs>
+          <w:tab w:val="num" w:pos="5040"/>
+        </w:tabs>
+        <w:ind w:left="5040" w:hanging="360"/>
+      </w:pPr>
+      <w:rPr>
+        <w:rFonts w:ascii="Wingdings" w:hAnsi="Wingdings" w:hint="default"/>
+        <w:sz w:val="20"/>
+      </w:rPr>
+    </w:lvl>
+    <w:lvl w:ilvl="7" w:tentative="1">
+      <w:start w:val="1"/>
+      <w:numFmt w:val="bullet"/>
+      <w:lvlText w:val=""/>
+      <w:lvlJc w:val="left"/>
+      <w:pPr>
+        <w:tabs>
+          <w:tab w:val="num" w:pos="5760"/>
+        </w:tabs>
+        <w:ind w:left="5760" w:hanging="360"/>
+      </w:pPr>
+      <w:rPr>
+        <w:rFonts w:ascii="Wingdings" w:hAnsi="Wingdings" w:hint="default"/>
+        <w:sz w:val="20"/>
+      </w:rPr>
+    </w:lvl>
+    <w:lvl w:ilvl="8" w:tentative="1">
+      <w:start w:val="1"/>
+      <w:numFmt w:val="bullet"/>
+      <w:lvlText w:val=""/>
+      <w:lvlJc w:val="left"/>
+      <w:pPr>
+        <w:tabs>
+          <w:tab w:val="num" w:pos="6480"/>
+        </w:tabs>
+        <w:ind w:left="6480" w:hanging="360"/>
+      </w:pPr>
+      <w:rPr>
+        <w:rFonts w:ascii="Wingdings" w:hAnsi="Wingdings" w:hint="default"/>
+        <w:sz w:val="20"/>
+      </w:rPr>
+    </w:lvl>
+  </w:abstractNum>
+  <w:num w:numId="1" w16cid:durableId="383606813">
+    <w:abstractNumId w:val="1"/>
+  </w:num>
+  <w:num w:numId="2" w16cid:durableId="1235240989">
+    <w:abstractNumId w:val="0"/>
+  </w:num>
+</w:numbering>
 </file>
 
 <file path=word/styles.xml><?xml version="1.0" encoding="utf-8"?>
@@ -1702,7 +2640,6 @@
     <w:next w:val="Normal"/>
     <w:link w:val="Heading3Char"/>
     <w:uiPriority w:val="9"/>
-    <w:semiHidden/>
     <w:unhideWhenUsed/>
     <w:qFormat/>
     <w:rsid w:val="004B0806"/>
@@ -1854,7 +2791,6 @@
   <w:style w:type="character" w:default="1" w:styleId="DefaultParagraphFont">
     <w:name w:val="Default Paragraph Font"/>
     <w:uiPriority w:val="1"/>
-    <w:semiHidden/>
     <w:unhideWhenUsed/>
   </w:style>
   <w:style w:type="table" w:default="1" w:styleId="TableNormal">
@@ -1910,7 +2846,6 @@
     <w:basedOn w:val="DefaultParagraphFont"/>
     <w:link w:val="Heading3"/>
     <w:uiPriority w:val="9"/>
-    <w:semiHidden/>
     <w:rsid w:val="004B0806"/>
     <w:rPr>
       <w:rFonts w:eastAsiaTheme="majorEastAsia" w:cstheme="majorBidi"/>

--- a/Notes.docx
+++ b/Notes.docx
@@ -181,25 +181,7 @@
           <w:sz w:val="22"/>
           <w:szCs w:val="22"/>
         </w:rPr>
-        <w:t xml:space="preserve"> has complexity of O(n) which means it grows linearly. </w:t>
-      </w:r>
-      <w:proofErr w:type="gramStart"/>
-      <w:r>
-        <w:rPr>
-          <w:color w:val="000000" w:themeColor="text1"/>
-          <w:sz w:val="22"/>
-          <w:szCs w:val="22"/>
-        </w:rPr>
-        <w:t>So</w:t>
-      </w:r>
-      <w:proofErr w:type="gramEnd"/>
-      <w:r>
-        <w:rPr>
-          <w:color w:val="000000" w:themeColor="text1"/>
-          <w:sz w:val="22"/>
-          <w:szCs w:val="22"/>
-        </w:rPr>
-        <w:t xml:space="preserve"> if n = 10, it has 10 steps.</w:t>
+        <w:t xml:space="preserve"> has complexity of O(n) which means it grows linearly. So if n = 10, it has 10 steps.</w:t>
       </w:r>
     </w:p>
     <w:p>
@@ -252,28 +234,9 @@
           <w:sz w:val="22"/>
           <w:szCs w:val="22"/>
         </w:rPr>
-        <w:t xml:space="preserve"> Has complexity of </w:t>
-      </w:r>
-      <w:proofErr w:type="gramStart"/>
-      <w:r>
-        <w:rPr>
-          <w:color w:val="000000" w:themeColor="text1"/>
-          <w:sz w:val="22"/>
-          <w:szCs w:val="22"/>
-        </w:rPr>
-        <w:t>O(</w:t>
-      </w:r>
-      <w:proofErr w:type="gramEnd"/>
-      <w:r>
-        <w:rPr>
-          <w:color w:val="000000" w:themeColor="text1"/>
-          <w:sz w:val="22"/>
-          <w:szCs w:val="22"/>
-        </w:rPr>
-        <w:t xml:space="preserve">log n) which means it grows slower. The idea cannot be implemented unless we are working with a sorted array. The main idea is to have a left most, right most, middle. And target. We calculate the target with (left + right) / 2. And check if this mid is equal to our target. If </w:t>
+        <w:t xml:space="preserve"> Has complexity of O(log n) which means it grows slower. The idea cannot be implemented unless we are working with a sorted array. The main idea is to have a left most, right most, middle. And target. We calculate the target with (left + right) / 2. And check if this mid is equal to our target. If </w:t>
       </w:r>
       <w:proofErr w:type="spellStart"/>
-      <w:proofErr w:type="gramStart"/>
       <w:r>
         <w:rPr>
           <w:color w:val="000000" w:themeColor="text1"/>
@@ -283,50 +246,13 @@
         <w:t>its</w:t>
       </w:r>
       <w:proofErr w:type="spellEnd"/>
-      <w:proofErr w:type="gramEnd"/>
-      <w:r>
-        <w:rPr>
-          <w:color w:val="000000" w:themeColor="text1"/>
-          <w:sz w:val="22"/>
-          <w:szCs w:val="22"/>
-        </w:rPr>
-        <w:t xml:space="preserve"> we end the algo. If </w:t>
-      </w:r>
-      <w:proofErr w:type="gramStart"/>
-      <w:r>
-        <w:rPr>
-          <w:color w:val="000000" w:themeColor="text1"/>
-          <w:sz w:val="22"/>
-          <w:szCs w:val="22"/>
-        </w:rPr>
-        <w:t>its</w:t>
-      </w:r>
-      <w:proofErr w:type="gramEnd"/>
-      <w:r>
-        <w:rPr>
-          <w:color w:val="000000" w:themeColor="text1"/>
-          <w:sz w:val="22"/>
-          <w:szCs w:val="22"/>
-        </w:rPr>
-        <w:t xml:space="preserve"> smaller than our target, it becomes our </w:t>
-      </w:r>
-      <w:proofErr w:type="gramStart"/>
-      <w:r>
-        <w:rPr>
-          <w:color w:val="000000" w:themeColor="text1"/>
-          <w:sz w:val="22"/>
-          <w:szCs w:val="22"/>
-        </w:rPr>
-        <w:t>left  and</w:t>
-      </w:r>
-      <w:proofErr w:type="gramEnd"/>
-      <w:r>
-        <w:rPr>
-          <w:color w:val="000000" w:themeColor="text1"/>
-          <w:sz w:val="22"/>
-          <w:szCs w:val="22"/>
-        </w:rPr>
-        <w:t xml:space="preserve"> our right stays the same. if its greater it becomes our right and our left stays the same and repeat.</w:t>
+      <w:r>
+        <w:rPr>
+          <w:color w:val="000000" w:themeColor="text1"/>
+          <w:sz w:val="22"/>
+          <w:szCs w:val="22"/>
+        </w:rPr>
+        <w:t xml:space="preserve"> we end the algo. If its smaller than our target, it becomes our left  and our right stays the same. if its greater it becomes our right and our left stays the same and repeat.</w:t>
       </w:r>
     </w:p>
     <w:p>
@@ -371,27 +297,15 @@
           <w:szCs w:val="22"/>
         </w:rPr>
       </w:pPr>
-      <w:proofErr w:type="gramStart"/>
-      <w:r>
-        <w:rPr>
-          <w:b/>
-          <w:bCs/>
-          <w:color w:val="000000" w:themeColor="text1"/>
-          <w:sz w:val="22"/>
-          <w:szCs w:val="22"/>
-        </w:rPr>
-        <w:t>O(</w:t>
-      </w:r>
-      <w:proofErr w:type="gramEnd"/>
-      <w:r>
-        <w:rPr>
-          <w:b/>
-          <w:bCs/>
-          <w:color w:val="000000" w:themeColor="text1"/>
-          <w:sz w:val="22"/>
-          <w:szCs w:val="22"/>
-        </w:rPr>
-        <w:t>1)</w:t>
+      <w:r>
+        <w:rPr>
+          <w:b/>
+          <w:bCs/>
+          <w:color w:val="000000" w:themeColor="text1"/>
+          <w:sz w:val="22"/>
+          <w:szCs w:val="22"/>
+        </w:rPr>
+        <w:t>O(1)</w:t>
       </w:r>
       <w:r>
         <w:rPr>
@@ -424,27 +338,15 @@
           <w:szCs w:val="22"/>
         </w:rPr>
       </w:pPr>
-      <w:proofErr w:type="gramStart"/>
-      <w:r>
-        <w:rPr>
-          <w:b/>
-          <w:bCs/>
-          <w:color w:val="000000" w:themeColor="text1"/>
-          <w:sz w:val="22"/>
-          <w:szCs w:val="22"/>
-        </w:rPr>
-        <w:t>O(</w:t>
-      </w:r>
-      <w:proofErr w:type="gramEnd"/>
-      <w:r>
-        <w:rPr>
-          <w:b/>
-          <w:bCs/>
-          <w:color w:val="000000" w:themeColor="text1"/>
-          <w:sz w:val="22"/>
-          <w:szCs w:val="22"/>
-        </w:rPr>
-        <w:t>log n)</w:t>
+      <w:r>
+        <w:rPr>
+          <w:b/>
+          <w:bCs/>
+          <w:color w:val="000000" w:themeColor="text1"/>
+          <w:sz w:val="22"/>
+          <w:szCs w:val="22"/>
+        </w:rPr>
+        <w:t>O(log n)</w:t>
       </w:r>
       <w:r>
         <w:rPr>
@@ -498,27 +400,15 @@
           <w:szCs w:val="22"/>
         </w:rPr>
       </w:pPr>
-      <w:proofErr w:type="gramStart"/>
-      <w:r>
-        <w:rPr>
-          <w:b/>
-          <w:bCs/>
-          <w:color w:val="000000" w:themeColor="text1"/>
-          <w:sz w:val="22"/>
-          <w:szCs w:val="22"/>
-        </w:rPr>
-        <w:t>O(</w:t>
-      </w:r>
-      <w:proofErr w:type="gramEnd"/>
-      <w:r>
-        <w:rPr>
-          <w:b/>
-          <w:bCs/>
-          <w:color w:val="000000" w:themeColor="text1"/>
-          <w:sz w:val="22"/>
-          <w:szCs w:val="22"/>
-        </w:rPr>
-        <w:t>n log n)</w:t>
+      <w:r>
+        <w:rPr>
+          <w:b/>
+          <w:bCs/>
+          <w:color w:val="000000" w:themeColor="text1"/>
+          <w:sz w:val="22"/>
+          <w:szCs w:val="22"/>
+        </w:rPr>
+        <w:t>O(n log n)</w:t>
       </w:r>
       <w:r>
         <w:rPr>
@@ -710,7 +600,6 @@
         <w:t xml:space="preserve"> not time efficient but </w:t>
       </w:r>
       <w:proofErr w:type="spellStart"/>
-      <w:proofErr w:type="gramStart"/>
       <w:r>
         <w:rPr>
           <w:color w:val="000000" w:themeColor="text1"/>
@@ -720,7 +609,6 @@
         <w:t>its</w:t>
       </w:r>
       <w:proofErr w:type="spellEnd"/>
-      <w:proofErr w:type="gramEnd"/>
       <w:r>
         <w:rPr>
           <w:color w:val="000000" w:themeColor="text1"/>
@@ -744,27 +632,8 @@
           <w:sz w:val="22"/>
           <w:szCs w:val="22"/>
         </w:rPr>
-        <w:t xml:space="preserve">It has the time complexity of </w:t>
-      </w:r>
-      <w:proofErr w:type="gramStart"/>
-      <w:r>
-        <w:rPr>
-          <w:color w:val="000000" w:themeColor="text1"/>
-          <w:sz w:val="22"/>
-          <w:szCs w:val="22"/>
-        </w:rPr>
-        <w:t>O(</w:t>
-      </w:r>
-      <w:proofErr w:type="gramEnd"/>
-      <w:r>
-        <w:rPr>
-          <w:color w:val="000000" w:themeColor="text1"/>
-          <w:sz w:val="22"/>
-          <w:szCs w:val="22"/>
-        </w:rPr>
-        <w:t>n</w:t>
-      </w:r>
-      <w:proofErr w:type="gramStart"/>
+        <w:t>It has the time complexity of O(n</w:t>
+      </w:r>
       <w:r>
         <w:rPr>
           <w:color w:val="000000" w:themeColor="text1"/>
@@ -780,16 +649,7 @@
           <w:sz w:val="22"/>
           <w:szCs w:val="22"/>
         </w:rPr>
-        <w:t>)</w:t>
-      </w:r>
-      <w:proofErr w:type="gramEnd"/>
-      <w:r>
-        <w:rPr>
-          <w:color w:val="000000" w:themeColor="text1"/>
-          <w:sz w:val="22"/>
-          <w:szCs w:val="22"/>
-        </w:rPr>
-        <w:t xml:space="preserve"> </w:t>
+        <w:t xml:space="preserve">) </w:t>
       </w:r>
     </w:p>
     <w:p>
@@ -856,27 +716,8 @@
           <w:sz w:val="22"/>
           <w:szCs w:val="22"/>
         </w:rPr>
-        <w:t xml:space="preserve">It also has the time complexity of </w:t>
-      </w:r>
-      <w:proofErr w:type="gramStart"/>
-      <w:r>
-        <w:rPr>
-          <w:color w:val="000000" w:themeColor="text1"/>
-          <w:sz w:val="22"/>
-          <w:szCs w:val="22"/>
-        </w:rPr>
-        <w:t>O(</w:t>
-      </w:r>
-      <w:proofErr w:type="gramEnd"/>
-      <w:r>
-        <w:rPr>
-          <w:color w:val="000000" w:themeColor="text1"/>
-          <w:sz w:val="22"/>
-          <w:szCs w:val="22"/>
-        </w:rPr>
-        <w:t>n</w:t>
-      </w:r>
-      <w:proofErr w:type="gramStart"/>
+        <w:t>It also has the time complexity of O(n</w:t>
+      </w:r>
       <w:r>
         <w:rPr>
           <w:color w:val="000000" w:themeColor="text1"/>
@@ -892,16 +733,7 @@
           <w:sz w:val="22"/>
           <w:szCs w:val="22"/>
         </w:rPr>
-        <w:t>)</w:t>
-      </w:r>
-      <w:proofErr w:type="gramEnd"/>
-      <w:r>
-        <w:rPr>
-          <w:color w:val="000000" w:themeColor="text1"/>
-          <w:sz w:val="22"/>
-          <w:szCs w:val="22"/>
-        </w:rPr>
-        <w:t xml:space="preserve"> </w:t>
+        <w:t xml:space="preserve">) </w:t>
       </w:r>
     </w:p>
     <w:p>
@@ -1055,60 +887,24 @@
           <w:sz w:val="22"/>
           <w:szCs w:val="22"/>
         </w:rPr>
-        <w:t xml:space="preserve">it has Big </w:t>
-      </w:r>
-      <w:proofErr w:type="gramStart"/>
-      <w:r>
-        <w:rPr>
-          <w:color w:val="000000" w:themeColor="text1"/>
-          <w:sz w:val="22"/>
-          <w:szCs w:val="22"/>
-        </w:rPr>
-        <w:t>O(</w:t>
-      </w:r>
-      <w:proofErr w:type="gramEnd"/>
-      <w:r>
-        <w:rPr>
-          <w:color w:val="000000" w:themeColor="text1"/>
-          <w:sz w:val="22"/>
-          <w:szCs w:val="22"/>
-        </w:rPr>
-        <w:t>n log n)</w:t>
-      </w:r>
-    </w:p>
-    <w:p>
-      <w:pPr>
-        <w:rPr>
-          <w:color w:val="000000" w:themeColor="text1"/>
-          <w:sz w:val="22"/>
-          <w:szCs w:val="22"/>
-        </w:rPr>
-      </w:pPr>
-      <w:r>
-        <w:rPr>
-          <w:color w:val="000000" w:themeColor="text1"/>
-          <w:sz w:val="22"/>
-          <w:szCs w:val="22"/>
-        </w:rPr>
-        <w:t xml:space="preserve">Quick sort is a divide-and-conquer sorting algorithm that works by selecting a pivot element from an array, then rearranging the remaining elements so that everything smaller than the pivot is moved to its left and everything larger is moved to its right; this process is called partitioning and it places the pivot in its final correct sorted position. The algorithm then recursively applies the same strategy to the left and right subarrays until the entire array is sorted. Because each partition step reduces the problem into smaller segments, quick sort is very efficient on average with a time complexity of </w:t>
-      </w:r>
-      <w:proofErr w:type="gramStart"/>
-      <w:r>
-        <w:rPr>
-          <w:color w:val="000000" w:themeColor="text1"/>
-          <w:sz w:val="22"/>
-          <w:szCs w:val="22"/>
-        </w:rPr>
-        <w:t>O(</w:t>
-      </w:r>
-      <w:proofErr w:type="gramEnd"/>
-      <w:r>
-        <w:rPr>
-          <w:color w:val="000000" w:themeColor="text1"/>
-          <w:sz w:val="22"/>
-          <w:szCs w:val="22"/>
-        </w:rPr>
-        <w:t>n log n), though in the worst case—when poor pivot choices lead to highly unbalanced partitions—it degrades to O(n²).</w:t>
+        <w:t>it has Big O(n log n)</w:t>
+      </w:r>
+    </w:p>
+    <w:p>
+      <w:pPr>
+        <w:rPr>
+          <w:color w:val="000000" w:themeColor="text1"/>
+          <w:sz w:val="22"/>
+          <w:szCs w:val="22"/>
+        </w:rPr>
+      </w:pPr>
+      <w:r>
+        <w:rPr>
+          <w:color w:val="000000" w:themeColor="text1"/>
+          <w:sz w:val="22"/>
+          <w:szCs w:val="22"/>
+        </w:rPr>
+        <w:t>Quick sort is a divide-and-conquer sorting algorithm that works by selecting a pivot element from an array, then rearranging the remaining elements so that everything smaller than the pivot is moved to its left and everything larger is moved to its right; this process is called partitioning and it places the pivot in its final correct sorted position. The algorithm then recursively applies the same strategy to the left and right subarrays until the entire array is sorted. Because each partition step reduces the problem into smaller segments, quick sort is very efficient on average with a time complexity of O(n log n), though in the worst case—when poor pivot choices lead to highly unbalanced partitions—it degrades to O(n²).</w:t>
       </w:r>
     </w:p>
     <w:p>
@@ -1386,23 +1182,13 @@
                 <w:szCs w:val="22"/>
               </w:rPr>
             </w:pPr>
-            <w:proofErr w:type="gramStart"/>
             <w:r>
               <w:rPr>
                 <w:color w:val="000000" w:themeColor="text1"/>
                 <w:sz w:val="22"/>
                 <w:szCs w:val="22"/>
               </w:rPr>
-              <w:t>O(</w:t>
-            </w:r>
-            <w:proofErr w:type="gramEnd"/>
-            <w:r>
-              <w:rPr>
-                <w:color w:val="000000" w:themeColor="text1"/>
-                <w:sz w:val="22"/>
-                <w:szCs w:val="22"/>
-              </w:rPr>
-              <w:t>1)</w:t>
+              <w:t>O(1)</w:t>
             </w:r>
           </w:p>
         </w:tc>
@@ -1475,23 +1261,13 @@
                 <w:szCs w:val="22"/>
               </w:rPr>
             </w:pPr>
-            <w:proofErr w:type="gramStart"/>
             <w:r>
               <w:rPr>
                 <w:color w:val="000000" w:themeColor="text1"/>
                 <w:sz w:val="22"/>
                 <w:szCs w:val="22"/>
               </w:rPr>
-              <w:t>O(</w:t>
-            </w:r>
-            <w:proofErr w:type="gramEnd"/>
-            <w:r>
-              <w:rPr>
-                <w:color w:val="000000" w:themeColor="text1"/>
-                <w:sz w:val="22"/>
-                <w:szCs w:val="22"/>
-              </w:rPr>
-              <w:t>1) (if tail pointer exists)</w:t>
+              <w:t>O(1) (if tail pointer exists)</w:t>
             </w:r>
           </w:p>
         </w:tc>
@@ -1564,23 +1340,13 @@
                 <w:szCs w:val="22"/>
               </w:rPr>
             </w:pPr>
-            <w:proofErr w:type="gramStart"/>
             <w:r>
               <w:rPr>
                 <w:color w:val="000000" w:themeColor="text1"/>
                 <w:sz w:val="22"/>
                 <w:szCs w:val="22"/>
               </w:rPr>
-              <w:t>O(</w:t>
-            </w:r>
-            <w:proofErr w:type="gramEnd"/>
-            <w:r>
-              <w:rPr>
-                <w:color w:val="000000" w:themeColor="text1"/>
-                <w:sz w:val="22"/>
-                <w:szCs w:val="22"/>
-              </w:rPr>
-              <w:t>1)</w:t>
+              <w:t>O(1)</w:t>
             </w:r>
           </w:p>
         </w:tc>
@@ -1859,6 +1625,158 @@
         </w:rPr>
         <w:t>search, add, delete following a sequence.</w:t>
       </w:r>
+    </w:p>
+    <w:p>
+      <w:pPr>
+        <w:rPr>
+          <w:color w:val="000000" w:themeColor="text1"/>
+          <w:sz w:val="22"/>
+          <w:szCs w:val="22"/>
+        </w:rPr>
+      </w:pPr>
+    </w:p>
+    <w:p>
+      <w:pPr>
+        <w:rPr>
+          <w:color w:val="000000" w:themeColor="text1"/>
+          <w:sz w:val="22"/>
+          <w:szCs w:val="22"/>
+        </w:rPr>
+      </w:pPr>
+    </w:p>
+    <w:p>
+      <w:pPr>
+        <w:jc w:val="center"/>
+        <w:rPr>
+          <w:b/>
+          <w:bCs/>
+          <w:color w:val="EE0000"/>
+          <w:sz w:val="32"/>
+          <w:szCs w:val="32"/>
+          <w:u w:val="single"/>
+        </w:rPr>
+      </w:pPr>
+      <w:r>
+        <w:rPr>
+          <w:b/>
+          <w:bCs/>
+          <w:color w:val="EE0000"/>
+          <w:sz w:val="32"/>
+          <w:szCs w:val="32"/>
+          <w:u w:val="single"/>
+        </w:rPr>
+        <w:t>Stack</w:t>
+      </w:r>
+    </w:p>
+    <w:p>
+      <w:pPr>
+        <w:rPr>
+          <w:color w:val="000000" w:themeColor="text1"/>
+          <w:sz w:val="22"/>
+          <w:szCs w:val="22"/>
+        </w:rPr>
+      </w:pPr>
+      <w:r>
+        <w:rPr>
+          <w:color w:val="000000" w:themeColor="text1"/>
+          <w:sz w:val="22"/>
+          <w:szCs w:val="22"/>
+        </w:rPr>
+        <w:t>A linear data structure to store data, why is it different. Last in first out (LIFO). We use push and pop. To store and retrieve.</w:t>
+      </w:r>
+    </w:p>
+    <w:p>
+      <w:pPr>
+        <w:rPr>
+          <w:color w:val="000000" w:themeColor="text1"/>
+          <w:sz w:val="22"/>
+          <w:szCs w:val="22"/>
+        </w:rPr>
+      </w:pPr>
+      <w:r>
+        <w:rPr>
+          <w:color w:val="000000" w:themeColor="text1"/>
+          <w:sz w:val="22"/>
+          <w:szCs w:val="22"/>
+        </w:rPr>
+        <w:t xml:space="preserve">We can use array to implement the stack (dynamic or static sized). </w:t>
+      </w:r>
+    </w:p>
+    <w:p>
+      <w:pPr>
+        <w:rPr>
+          <w:color w:val="000000" w:themeColor="text1"/>
+          <w:sz w:val="22"/>
+          <w:szCs w:val="22"/>
+        </w:rPr>
+      </w:pPr>
+      <w:r>
+        <w:rPr>
+          <w:color w:val="000000" w:themeColor="text1"/>
+          <w:sz w:val="22"/>
+          <w:szCs w:val="22"/>
+        </w:rPr>
+        <w:t xml:space="preserve">We can implement this also using </w:t>
+      </w:r>
+      <w:proofErr w:type="spellStart"/>
+      <w:r>
+        <w:rPr>
+          <w:color w:val="000000" w:themeColor="text1"/>
+          <w:sz w:val="22"/>
+          <w:szCs w:val="22"/>
+        </w:rPr>
+        <w:t>linkedlist</w:t>
+      </w:r>
+      <w:proofErr w:type="spellEnd"/>
+      <w:r>
+        <w:rPr>
+          <w:color w:val="000000" w:themeColor="text1"/>
+          <w:sz w:val="22"/>
+          <w:szCs w:val="22"/>
+        </w:rPr>
+        <w:t xml:space="preserve"> </w:t>
+      </w:r>
+      <w:r>
+        <w:rPr>
+          <w:color w:val="000000" w:themeColor="text1"/>
+          <w:sz w:val="22"/>
+          <w:szCs w:val="22"/>
+        </w:rPr>
+        <w:sym w:font="Wingdings" w:char="F0E0"/>
+      </w:r>
+      <w:r>
+        <w:rPr>
+          <w:color w:val="000000" w:themeColor="text1"/>
+          <w:sz w:val="22"/>
+          <w:szCs w:val="22"/>
+        </w:rPr>
+        <w:t xml:space="preserve"> advantage (we don’t have size restrictions) dis</w:t>
+      </w:r>
+      <w:r>
+        <w:rPr>
+          <w:color w:val="000000" w:themeColor="text1"/>
+          <w:sz w:val="22"/>
+          <w:szCs w:val="22"/>
+        </w:rPr>
+        <w:sym w:font="Wingdings" w:char="F0E0"/>
+      </w:r>
+      <w:r>
+        <w:rPr>
+          <w:color w:val="000000" w:themeColor="text1"/>
+          <w:sz w:val="22"/>
+          <w:szCs w:val="22"/>
+        </w:rPr>
+        <w:t xml:space="preserve"> it takes time more time complex than an array.</w:t>
+      </w:r>
+    </w:p>
+    <w:p>
+      <w:pPr>
+        <w:rPr>
+          <w:color w:val="000000" w:themeColor="text1"/>
+          <w:sz w:val="22"/>
+          <w:szCs w:val="22"/>
+        </w:rPr>
+      </w:pPr>
     </w:p>
     <w:p>
       <w:pPr>
@@ -2791,6 +2709,7 @@
   <w:style w:type="character" w:default="1" w:styleId="DefaultParagraphFont">
     <w:name w:val="Default Paragraph Font"/>
     <w:uiPriority w:val="1"/>
+    <w:semiHidden/>
     <w:unhideWhenUsed/>
   </w:style>
   <w:style w:type="table" w:default="1" w:styleId="TableNormal">

--- a/Notes.docx
+++ b/Notes.docx
@@ -181,7 +181,25 @@
           <w:sz w:val="22"/>
           <w:szCs w:val="22"/>
         </w:rPr>
-        <w:t xml:space="preserve"> has complexity of O(n) which means it grows linearly. So if n = 10, it has 10 steps.</w:t>
+        <w:t xml:space="preserve"> has complexity of O(n) which means it grows linearly. </w:t>
+      </w:r>
+      <w:proofErr w:type="gramStart"/>
+      <w:r>
+        <w:rPr>
+          <w:color w:val="000000" w:themeColor="text1"/>
+          <w:sz w:val="22"/>
+          <w:szCs w:val="22"/>
+        </w:rPr>
+        <w:t>So</w:t>
+      </w:r>
+      <w:proofErr w:type="gramEnd"/>
+      <w:r>
+        <w:rPr>
+          <w:color w:val="000000" w:themeColor="text1"/>
+          <w:sz w:val="22"/>
+          <w:szCs w:val="22"/>
+        </w:rPr>
+        <w:t xml:space="preserve"> if n = 10, it has 10 steps.</w:t>
       </w:r>
     </w:p>
     <w:p>
@@ -234,9 +252,27 @@
           <w:sz w:val="22"/>
           <w:szCs w:val="22"/>
         </w:rPr>
-        <w:t xml:space="preserve"> Has complexity of O(log n) which means it grows slower. The idea cannot be implemented unless we are working with a sorted array. The main idea is to have a left most, right most, middle. And target. We calculate the target with (left + right) / 2. And check if this mid is equal to our target. If </w:t>
-      </w:r>
-      <w:proofErr w:type="spellStart"/>
+        <w:t xml:space="preserve"> Has complexity of </w:t>
+      </w:r>
+      <w:proofErr w:type="gramStart"/>
+      <w:r>
+        <w:rPr>
+          <w:color w:val="000000" w:themeColor="text1"/>
+          <w:sz w:val="22"/>
+          <w:szCs w:val="22"/>
+        </w:rPr>
+        <w:t>O(</w:t>
+      </w:r>
+      <w:proofErr w:type="gramEnd"/>
+      <w:r>
+        <w:rPr>
+          <w:color w:val="000000" w:themeColor="text1"/>
+          <w:sz w:val="22"/>
+          <w:szCs w:val="22"/>
+        </w:rPr>
+        <w:t xml:space="preserve">log n) which means it grows slower. The idea cannot be implemented unless we are working with a sorted array. The main idea is to have a left most, right most, middle. And target. We calculate the target with (left + right) / 2. And check if this mid is equal to our target. If </w:t>
+      </w:r>
+      <w:proofErr w:type="gramStart"/>
       <w:r>
         <w:rPr>
           <w:color w:val="000000" w:themeColor="text1"/>
@@ -245,14 +281,50 @@
         </w:rPr>
         <w:t>its</w:t>
       </w:r>
-      <w:proofErr w:type="spellEnd"/>
-      <w:r>
-        <w:rPr>
-          <w:color w:val="000000" w:themeColor="text1"/>
-          <w:sz w:val="22"/>
-          <w:szCs w:val="22"/>
-        </w:rPr>
-        <w:t xml:space="preserve"> we end the algo. If its smaller than our target, it becomes our left  and our right stays the same. if its greater it becomes our right and our left stays the same and repeat.</w:t>
+      <w:proofErr w:type="gramEnd"/>
+      <w:r>
+        <w:rPr>
+          <w:color w:val="000000" w:themeColor="text1"/>
+          <w:sz w:val="22"/>
+          <w:szCs w:val="22"/>
+        </w:rPr>
+        <w:t xml:space="preserve"> we end the algo. If </w:t>
+      </w:r>
+      <w:proofErr w:type="gramStart"/>
+      <w:r>
+        <w:rPr>
+          <w:color w:val="000000" w:themeColor="text1"/>
+          <w:sz w:val="22"/>
+          <w:szCs w:val="22"/>
+        </w:rPr>
+        <w:t>its</w:t>
+      </w:r>
+      <w:proofErr w:type="gramEnd"/>
+      <w:r>
+        <w:rPr>
+          <w:color w:val="000000" w:themeColor="text1"/>
+          <w:sz w:val="22"/>
+          <w:szCs w:val="22"/>
+        </w:rPr>
+        <w:t xml:space="preserve"> smaller than our target, it becomes our </w:t>
+      </w:r>
+      <w:proofErr w:type="gramStart"/>
+      <w:r>
+        <w:rPr>
+          <w:color w:val="000000" w:themeColor="text1"/>
+          <w:sz w:val="22"/>
+          <w:szCs w:val="22"/>
+        </w:rPr>
+        <w:t>left  and</w:t>
+      </w:r>
+      <w:proofErr w:type="gramEnd"/>
+      <w:r>
+        <w:rPr>
+          <w:color w:val="000000" w:themeColor="text1"/>
+          <w:sz w:val="22"/>
+          <w:szCs w:val="22"/>
+        </w:rPr>
+        <w:t xml:space="preserve"> our right stays the same. if its greater it becomes our right and our left stays the same and repeat.</w:t>
       </w:r>
     </w:p>
     <w:p>
@@ -297,15 +369,27 @@
           <w:szCs w:val="22"/>
         </w:rPr>
       </w:pPr>
-      <w:r>
-        <w:rPr>
-          <w:b/>
-          <w:bCs/>
-          <w:color w:val="000000" w:themeColor="text1"/>
-          <w:sz w:val="22"/>
-          <w:szCs w:val="22"/>
-        </w:rPr>
-        <w:t>O(1)</w:t>
+      <w:proofErr w:type="gramStart"/>
+      <w:r>
+        <w:rPr>
+          <w:b/>
+          <w:bCs/>
+          <w:color w:val="000000" w:themeColor="text1"/>
+          <w:sz w:val="22"/>
+          <w:szCs w:val="22"/>
+        </w:rPr>
+        <w:t>O(</w:t>
+      </w:r>
+      <w:proofErr w:type="gramEnd"/>
+      <w:r>
+        <w:rPr>
+          <w:b/>
+          <w:bCs/>
+          <w:color w:val="000000" w:themeColor="text1"/>
+          <w:sz w:val="22"/>
+          <w:szCs w:val="22"/>
+        </w:rPr>
+        <w:t>1)</w:t>
       </w:r>
       <w:r>
         <w:rPr>
@@ -338,15 +422,27 @@
           <w:szCs w:val="22"/>
         </w:rPr>
       </w:pPr>
-      <w:r>
-        <w:rPr>
-          <w:b/>
-          <w:bCs/>
-          <w:color w:val="000000" w:themeColor="text1"/>
-          <w:sz w:val="22"/>
-          <w:szCs w:val="22"/>
-        </w:rPr>
-        <w:t>O(log n)</w:t>
+      <w:proofErr w:type="gramStart"/>
+      <w:r>
+        <w:rPr>
+          <w:b/>
+          <w:bCs/>
+          <w:color w:val="000000" w:themeColor="text1"/>
+          <w:sz w:val="22"/>
+          <w:szCs w:val="22"/>
+        </w:rPr>
+        <w:t>O(</w:t>
+      </w:r>
+      <w:proofErr w:type="gramEnd"/>
+      <w:r>
+        <w:rPr>
+          <w:b/>
+          <w:bCs/>
+          <w:color w:val="000000" w:themeColor="text1"/>
+          <w:sz w:val="22"/>
+          <w:szCs w:val="22"/>
+        </w:rPr>
+        <w:t>log n)</w:t>
       </w:r>
       <w:r>
         <w:rPr>
@@ -400,15 +496,27 @@
           <w:szCs w:val="22"/>
         </w:rPr>
       </w:pPr>
-      <w:r>
-        <w:rPr>
-          <w:b/>
-          <w:bCs/>
-          <w:color w:val="000000" w:themeColor="text1"/>
-          <w:sz w:val="22"/>
-          <w:szCs w:val="22"/>
-        </w:rPr>
-        <w:t>O(n log n)</w:t>
+      <w:proofErr w:type="gramStart"/>
+      <w:r>
+        <w:rPr>
+          <w:b/>
+          <w:bCs/>
+          <w:color w:val="000000" w:themeColor="text1"/>
+          <w:sz w:val="22"/>
+          <w:szCs w:val="22"/>
+        </w:rPr>
+        <w:t>O(</w:t>
+      </w:r>
+      <w:proofErr w:type="gramEnd"/>
+      <w:r>
+        <w:rPr>
+          <w:b/>
+          <w:bCs/>
+          <w:color w:val="000000" w:themeColor="text1"/>
+          <w:sz w:val="22"/>
+          <w:szCs w:val="22"/>
+        </w:rPr>
+        <w:t>n log n)</w:t>
       </w:r>
       <w:r>
         <w:rPr>
@@ -600,6 +708,7 @@
         <w:t xml:space="preserve"> not time efficient but </w:t>
       </w:r>
       <w:proofErr w:type="spellStart"/>
+      <w:proofErr w:type="gramStart"/>
       <w:r>
         <w:rPr>
           <w:color w:val="000000" w:themeColor="text1"/>
@@ -609,6 +718,7 @@
         <w:t>its</w:t>
       </w:r>
       <w:proofErr w:type="spellEnd"/>
+      <w:proofErr w:type="gramEnd"/>
       <w:r>
         <w:rPr>
           <w:color w:val="000000" w:themeColor="text1"/>
@@ -632,8 +742,27 @@
           <w:sz w:val="22"/>
           <w:szCs w:val="22"/>
         </w:rPr>
-        <w:t>It has the time complexity of O(n</w:t>
-      </w:r>
+        <w:t xml:space="preserve">It has the time complexity of </w:t>
+      </w:r>
+      <w:proofErr w:type="gramStart"/>
+      <w:r>
+        <w:rPr>
+          <w:color w:val="000000" w:themeColor="text1"/>
+          <w:sz w:val="22"/>
+          <w:szCs w:val="22"/>
+        </w:rPr>
+        <w:t>O(</w:t>
+      </w:r>
+      <w:proofErr w:type="gramEnd"/>
+      <w:r>
+        <w:rPr>
+          <w:color w:val="000000" w:themeColor="text1"/>
+          <w:sz w:val="22"/>
+          <w:szCs w:val="22"/>
+        </w:rPr>
+        <w:t>n</w:t>
+      </w:r>
+      <w:proofErr w:type="gramStart"/>
       <w:r>
         <w:rPr>
           <w:color w:val="000000" w:themeColor="text1"/>
@@ -649,7 +778,16 @@
           <w:sz w:val="22"/>
           <w:szCs w:val="22"/>
         </w:rPr>
-        <w:t xml:space="preserve">) </w:t>
+        <w:t>)</w:t>
+      </w:r>
+      <w:proofErr w:type="gramEnd"/>
+      <w:r>
+        <w:rPr>
+          <w:color w:val="000000" w:themeColor="text1"/>
+          <w:sz w:val="22"/>
+          <w:szCs w:val="22"/>
+        </w:rPr>
+        <w:t xml:space="preserve"> </w:t>
       </w:r>
     </w:p>
     <w:p>
@@ -716,8 +854,27 @@
           <w:sz w:val="22"/>
           <w:szCs w:val="22"/>
         </w:rPr>
-        <w:t>It also has the time complexity of O(n</w:t>
-      </w:r>
+        <w:t xml:space="preserve">It also has the time complexity of </w:t>
+      </w:r>
+      <w:proofErr w:type="gramStart"/>
+      <w:r>
+        <w:rPr>
+          <w:color w:val="000000" w:themeColor="text1"/>
+          <w:sz w:val="22"/>
+          <w:szCs w:val="22"/>
+        </w:rPr>
+        <w:t>O(</w:t>
+      </w:r>
+      <w:proofErr w:type="gramEnd"/>
+      <w:r>
+        <w:rPr>
+          <w:color w:val="000000" w:themeColor="text1"/>
+          <w:sz w:val="22"/>
+          <w:szCs w:val="22"/>
+        </w:rPr>
+        <w:t>n</w:t>
+      </w:r>
+      <w:proofErr w:type="gramStart"/>
       <w:r>
         <w:rPr>
           <w:color w:val="000000" w:themeColor="text1"/>
@@ -733,7 +890,16 @@
           <w:sz w:val="22"/>
           <w:szCs w:val="22"/>
         </w:rPr>
-        <w:t xml:space="preserve">) </w:t>
+        <w:t>)</w:t>
+      </w:r>
+      <w:proofErr w:type="gramEnd"/>
+      <w:r>
+        <w:rPr>
+          <w:color w:val="000000" w:themeColor="text1"/>
+          <w:sz w:val="22"/>
+          <w:szCs w:val="22"/>
+        </w:rPr>
+        <w:t xml:space="preserve"> </w:t>
       </w:r>
     </w:p>
     <w:p>
@@ -887,24 +1053,60 @@
           <w:sz w:val="22"/>
           <w:szCs w:val="22"/>
         </w:rPr>
-        <w:t>it has Big O(n log n)</w:t>
-      </w:r>
-    </w:p>
-    <w:p>
-      <w:pPr>
-        <w:rPr>
-          <w:color w:val="000000" w:themeColor="text1"/>
-          <w:sz w:val="22"/>
-          <w:szCs w:val="22"/>
-        </w:rPr>
-      </w:pPr>
-      <w:r>
-        <w:rPr>
-          <w:color w:val="000000" w:themeColor="text1"/>
-          <w:sz w:val="22"/>
-          <w:szCs w:val="22"/>
-        </w:rPr>
-        <w:t>Quick sort is a divide-and-conquer sorting algorithm that works by selecting a pivot element from an array, then rearranging the remaining elements so that everything smaller than the pivot is moved to its left and everything larger is moved to its right; this process is called partitioning and it places the pivot in its final correct sorted position. The algorithm then recursively applies the same strategy to the left and right subarrays until the entire array is sorted. Because each partition step reduces the problem into smaller segments, quick sort is very efficient on average with a time complexity of O(n log n), though in the worst case—when poor pivot choices lead to highly unbalanced partitions—it degrades to O(n²).</w:t>
+        <w:t xml:space="preserve">it has Big </w:t>
+      </w:r>
+      <w:proofErr w:type="gramStart"/>
+      <w:r>
+        <w:rPr>
+          <w:color w:val="000000" w:themeColor="text1"/>
+          <w:sz w:val="22"/>
+          <w:szCs w:val="22"/>
+        </w:rPr>
+        <w:t>O(</w:t>
+      </w:r>
+      <w:proofErr w:type="gramEnd"/>
+      <w:r>
+        <w:rPr>
+          <w:color w:val="000000" w:themeColor="text1"/>
+          <w:sz w:val="22"/>
+          <w:szCs w:val="22"/>
+        </w:rPr>
+        <w:t>n log n)</w:t>
+      </w:r>
+    </w:p>
+    <w:p>
+      <w:pPr>
+        <w:rPr>
+          <w:color w:val="000000" w:themeColor="text1"/>
+          <w:sz w:val="22"/>
+          <w:szCs w:val="22"/>
+        </w:rPr>
+      </w:pPr>
+      <w:r>
+        <w:rPr>
+          <w:color w:val="000000" w:themeColor="text1"/>
+          <w:sz w:val="22"/>
+          <w:szCs w:val="22"/>
+        </w:rPr>
+        <w:t xml:space="preserve">Quick sort is a divide-and-conquer sorting algorithm that works by selecting a pivot element from an array, then rearranging the remaining elements so that everything smaller than the pivot is moved to its left and everything larger is moved to its right; this process is called partitioning and it places the pivot in its final correct sorted position. The algorithm then recursively applies the same strategy to the left and right subarrays until the entire array is sorted. Because each partition step reduces the problem into smaller segments, quick sort is very efficient on average with a time complexity of </w:t>
+      </w:r>
+      <w:proofErr w:type="gramStart"/>
+      <w:r>
+        <w:rPr>
+          <w:color w:val="000000" w:themeColor="text1"/>
+          <w:sz w:val="22"/>
+          <w:szCs w:val="22"/>
+        </w:rPr>
+        <w:t>O(</w:t>
+      </w:r>
+      <w:proofErr w:type="gramEnd"/>
+      <w:r>
+        <w:rPr>
+          <w:color w:val="000000" w:themeColor="text1"/>
+          <w:sz w:val="22"/>
+          <w:szCs w:val="22"/>
+        </w:rPr>
+        <w:t>n log n), though in the worst case—when poor pivot choices lead to highly unbalanced partitions—it degrades to O(n²).</w:t>
       </w:r>
     </w:p>
     <w:p>
@@ -1182,13 +1384,23 @@
                 <w:szCs w:val="22"/>
               </w:rPr>
             </w:pPr>
+            <w:proofErr w:type="gramStart"/>
             <w:r>
               <w:rPr>
                 <w:color w:val="000000" w:themeColor="text1"/>
                 <w:sz w:val="22"/>
                 <w:szCs w:val="22"/>
               </w:rPr>
-              <w:t>O(1)</w:t>
+              <w:t>O(</w:t>
+            </w:r>
+            <w:proofErr w:type="gramEnd"/>
+            <w:r>
+              <w:rPr>
+                <w:color w:val="000000" w:themeColor="text1"/>
+                <w:sz w:val="22"/>
+                <w:szCs w:val="22"/>
+              </w:rPr>
+              <w:t>1)</w:t>
             </w:r>
           </w:p>
         </w:tc>
@@ -1261,13 +1473,23 @@
                 <w:szCs w:val="22"/>
               </w:rPr>
             </w:pPr>
+            <w:proofErr w:type="gramStart"/>
             <w:r>
               <w:rPr>
                 <w:color w:val="000000" w:themeColor="text1"/>
                 <w:sz w:val="22"/>
                 <w:szCs w:val="22"/>
               </w:rPr>
-              <w:t>O(1) (if tail pointer exists)</w:t>
+              <w:t>O(</w:t>
+            </w:r>
+            <w:proofErr w:type="gramEnd"/>
+            <w:r>
+              <w:rPr>
+                <w:color w:val="000000" w:themeColor="text1"/>
+                <w:sz w:val="22"/>
+                <w:szCs w:val="22"/>
+              </w:rPr>
+              <w:t>1) (if tail pointer exists)</w:t>
             </w:r>
           </w:p>
         </w:tc>
@@ -1340,13 +1562,23 @@
                 <w:szCs w:val="22"/>
               </w:rPr>
             </w:pPr>
+            <w:proofErr w:type="gramStart"/>
             <w:r>
               <w:rPr>
                 <w:color w:val="000000" w:themeColor="text1"/>
                 <w:sz w:val="22"/>
                 <w:szCs w:val="22"/>
               </w:rPr>
-              <w:t>O(1)</w:t>
+              <w:t>O(</w:t>
+            </w:r>
+            <w:proofErr w:type="gramEnd"/>
+            <w:r>
+              <w:rPr>
+                <w:color w:val="000000" w:themeColor="text1"/>
+                <w:sz w:val="22"/>
+                <w:szCs w:val="22"/>
+              </w:rPr>
+              <w:t>1)</w:t>
             </w:r>
           </w:p>
         </w:tc>
@@ -1780,6 +2012,476 @@
     </w:p>
     <w:p>
       <w:pPr>
+        <w:jc w:val="center"/>
+        <w:rPr>
+          <w:b/>
+          <w:bCs/>
+          <w:color w:val="EE0000"/>
+          <w:sz w:val="32"/>
+          <w:szCs w:val="32"/>
+          <w:u w:val="single"/>
+        </w:rPr>
+      </w:pPr>
+      <w:r>
+        <w:rPr>
+          <w:b/>
+          <w:bCs/>
+          <w:color w:val="EE0000"/>
+          <w:sz w:val="32"/>
+          <w:szCs w:val="32"/>
+          <w:u w:val="single"/>
+        </w:rPr>
+        <w:t>Queue</w:t>
+      </w:r>
+    </w:p>
+    <w:p>
+      <w:pPr>
+        <w:rPr>
+          <w:color w:val="000000" w:themeColor="text1"/>
+          <w:sz w:val="22"/>
+          <w:szCs w:val="22"/>
+        </w:rPr>
+      </w:pPr>
+      <w:r>
+        <w:rPr>
+          <w:color w:val="000000" w:themeColor="text1"/>
+          <w:sz w:val="22"/>
+          <w:szCs w:val="22"/>
+        </w:rPr>
+        <w:t xml:space="preserve">A queue is a linear data structure that follows the concept of FIFO first in first out, where the data is inserted in the rear (tail) and removed from the front (head). </w:t>
+      </w:r>
+    </w:p>
+    <w:p>
+      <w:pPr>
+        <w:rPr>
+          <w:color w:val="000000" w:themeColor="text1"/>
+          <w:sz w:val="22"/>
+          <w:szCs w:val="22"/>
+        </w:rPr>
+      </w:pPr>
+      <w:r>
+        <w:rPr>
+          <w:color w:val="000000" w:themeColor="text1"/>
+          <w:sz w:val="22"/>
+          <w:szCs w:val="22"/>
+        </w:rPr>
+        <w:t xml:space="preserve">Adding an element is called enqueue and removing is called dequeue. </w:t>
+      </w:r>
+    </w:p>
+    <w:p>
+      <w:pPr>
+        <w:rPr>
+          <w:color w:val="000000" w:themeColor="text1"/>
+          <w:sz w:val="22"/>
+          <w:szCs w:val="22"/>
+        </w:rPr>
+      </w:pPr>
+      <w:r>
+        <w:rPr>
+          <w:color w:val="000000" w:themeColor="text1"/>
+          <w:sz w:val="22"/>
+          <w:szCs w:val="22"/>
+        </w:rPr>
+        <w:t xml:space="preserve">We can </w:t>
+      </w:r>
+      <w:proofErr w:type="gramStart"/>
+      <w:r>
+        <w:rPr>
+          <w:color w:val="000000" w:themeColor="text1"/>
+          <w:sz w:val="22"/>
+          <w:szCs w:val="22"/>
+        </w:rPr>
+        <w:t>peek(</w:t>
+      </w:r>
+      <w:proofErr w:type="gramEnd"/>
+      <w:r>
+        <w:rPr>
+          <w:color w:val="000000" w:themeColor="text1"/>
+          <w:sz w:val="22"/>
+          <w:szCs w:val="22"/>
+        </w:rPr>
+        <w:t xml:space="preserve">) look at the front(head) without dequeuing it. </w:t>
+      </w:r>
+    </w:p>
+    <w:p>
+      <w:pPr>
+        <w:rPr>
+          <w:color w:val="000000" w:themeColor="text1"/>
+          <w:sz w:val="22"/>
+          <w:szCs w:val="22"/>
+        </w:rPr>
+      </w:pPr>
+      <w:r>
+        <w:rPr>
+          <w:color w:val="000000" w:themeColor="text1"/>
+          <w:sz w:val="22"/>
+          <w:szCs w:val="22"/>
+        </w:rPr>
+        <w:t>We can check the queue size or a Boolean function to check if its empty.</w:t>
+      </w:r>
+    </w:p>
+    <w:p>
+      <w:pPr>
+        <w:rPr>
+          <w:color w:val="000000" w:themeColor="text1"/>
+          <w:sz w:val="22"/>
+          <w:szCs w:val="22"/>
+        </w:rPr>
+      </w:pPr>
+      <w:r>
+        <w:rPr>
+          <w:color w:val="000000" w:themeColor="text1"/>
+          <w:sz w:val="22"/>
+          <w:szCs w:val="22"/>
+        </w:rPr>
+        <w:t xml:space="preserve">The queue can be implemented using an array (dynamic or static) and it also can be implemented using a </w:t>
+      </w:r>
+      <w:proofErr w:type="spellStart"/>
+      <w:r>
+        <w:rPr>
+          <w:color w:val="000000" w:themeColor="text1"/>
+          <w:sz w:val="22"/>
+          <w:szCs w:val="22"/>
+        </w:rPr>
+        <w:t>linkedlist</w:t>
+      </w:r>
+      <w:proofErr w:type="spellEnd"/>
+      <w:r>
+        <w:rPr>
+          <w:color w:val="000000" w:themeColor="text1"/>
+          <w:sz w:val="22"/>
+          <w:szCs w:val="22"/>
+        </w:rPr>
+        <w:t xml:space="preserve">. </w:t>
+      </w:r>
+    </w:p>
+    <w:p>
+      <w:pPr>
+        <w:rPr>
+          <w:color w:val="000000" w:themeColor="text1"/>
+          <w:sz w:val="22"/>
+          <w:szCs w:val="22"/>
+        </w:rPr>
+      </w:pPr>
+      <w:r>
+        <w:rPr>
+          <w:color w:val="000000" w:themeColor="text1"/>
+          <w:sz w:val="22"/>
+          <w:szCs w:val="22"/>
+        </w:rPr>
+        <w:t xml:space="preserve">Rear = (rear + </w:t>
+      </w:r>
+      <w:proofErr w:type="gramStart"/>
+      <w:r>
+        <w:rPr>
+          <w:color w:val="000000" w:themeColor="text1"/>
+          <w:sz w:val="22"/>
+          <w:szCs w:val="22"/>
+        </w:rPr>
+        <w:t>1 )</w:t>
+      </w:r>
+      <w:proofErr w:type="gramEnd"/>
+      <w:r>
+        <w:rPr>
+          <w:color w:val="000000" w:themeColor="text1"/>
+          <w:sz w:val="22"/>
+          <w:szCs w:val="22"/>
+        </w:rPr>
+        <w:t xml:space="preserve"> % capacity </w:t>
+      </w:r>
+    </w:p>
+    <w:p>
+      <w:pPr>
+        <w:rPr>
+          <w:color w:val="000000" w:themeColor="text1"/>
+          <w:sz w:val="22"/>
+          <w:szCs w:val="22"/>
+        </w:rPr>
+      </w:pPr>
+      <w:r>
+        <w:rPr>
+          <w:color w:val="000000" w:themeColor="text1"/>
+          <w:sz w:val="22"/>
+          <w:szCs w:val="22"/>
+        </w:rPr>
+        <w:t xml:space="preserve">1. Why prefer </w:t>
+      </w:r>
+      <w:proofErr w:type="spellStart"/>
+      <w:r>
+        <w:rPr>
+          <w:color w:val="000000" w:themeColor="text1"/>
+          <w:sz w:val="22"/>
+          <w:szCs w:val="22"/>
+        </w:rPr>
+        <w:t>ArrayDeque</w:t>
+      </w:r>
+      <w:proofErr w:type="spellEnd"/>
+      <w:r>
+        <w:rPr>
+          <w:color w:val="000000" w:themeColor="text1"/>
+          <w:sz w:val="22"/>
+          <w:szCs w:val="22"/>
+        </w:rPr>
+        <w:t xml:space="preserve"> over LinkedList?</w:t>
+      </w:r>
+    </w:p>
+    <w:p>
+      <w:pPr>
+        <w:numPr>
+          <w:ilvl w:val="0"/>
+          <w:numId w:val="3"/>
+        </w:numPr>
+        <w:rPr>
+          <w:color w:val="000000" w:themeColor="text1"/>
+          <w:sz w:val="22"/>
+          <w:szCs w:val="22"/>
+        </w:rPr>
+      </w:pPr>
+      <w:r>
+        <w:rPr>
+          <w:color w:val="000000" w:themeColor="text1"/>
+          <w:sz w:val="22"/>
+          <w:szCs w:val="22"/>
+        </w:rPr>
+        <w:t xml:space="preserve">Better performance </w:t>
+      </w:r>
+    </w:p>
+    <w:p>
+      <w:pPr>
+        <w:numPr>
+          <w:ilvl w:val="0"/>
+          <w:numId w:val="3"/>
+        </w:numPr>
+        <w:rPr>
+          <w:color w:val="000000" w:themeColor="text1"/>
+          <w:sz w:val="22"/>
+          <w:szCs w:val="22"/>
+        </w:rPr>
+      </w:pPr>
+      <w:r>
+        <w:rPr>
+          <w:color w:val="000000" w:themeColor="text1"/>
+          <w:sz w:val="22"/>
+          <w:szCs w:val="22"/>
+        </w:rPr>
+        <w:lastRenderedPageBreak/>
+        <w:t xml:space="preserve">No extra node overhead </w:t>
+      </w:r>
+    </w:p>
+    <w:p>
+      <w:pPr>
+        <w:numPr>
+          <w:ilvl w:val="0"/>
+          <w:numId w:val="3"/>
+        </w:numPr>
+        <w:rPr>
+          <w:color w:val="000000" w:themeColor="text1"/>
+          <w:sz w:val="22"/>
+          <w:szCs w:val="22"/>
+        </w:rPr>
+      </w:pPr>
+      <w:r>
+        <w:rPr>
+          <w:color w:val="000000" w:themeColor="text1"/>
+          <w:sz w:val="22"/>
+          <w:szCs w:val="22"/>
+        </w:rPr>
+        <w:t xml:space="preserve">Cache-friendly </w:t>
+      </w:r>
+    </w:p>
+    <w:p>
+      <w:pPr>
+        <w:rPr>
+          <w:color w:val="000000" w:themeColor="text1"/>
+          <w:sz w:val="22"/>
+          <w:szCs w:val="22"/>
+        </w:rPr>
+      </w:pPr>
+      <w:r>
+        <w:rPr>
+          <w:color w:val="000000" w:themeColor="text1"/>
+          <w:sz w:val="22"/>
+          <w:szCs w:val="22"/>
+        </w:rPr>
+        <w:t>2. Common Pitfalls</w:t>
+      </w:r>
+    </w:p>
+    <w:p>
+      <w:pPr>
+        <w:numPr>
+          <w:ilvl w:val="0"/>
+          <w:numId w:val="4"/>
+        </w:numPr>
+        <w:rPr>
+          <w:color w:val="000000" w:themeColor="text1"/>
+          <w:sz w:val="22"/>
+          <w:szCs w:val="22"/>
+        </w:rPr>
+      </w:pPr>
+      <w:r>
+        <w:rPr>
+          <w:color w:val="000000" w:themeColor="text1"/>
+          <w:sz w:val="22"/>
+          <w:szCs w:val="22"/>
+        </w:rPr>
+        <w:t xml:space="preserve">Forgetting circular behavior </w:t>
+      </w:r>
+    </w:p>
+    <w:p>
+      <w:pPr>
+        <w:numPr>
+          <w:ilvl w:val="0"/>
+          <w:numId w:val="4"/>
+        </w:numPr>
+        <w:rPr>
+          <w:color w:val="000000" w:themeColor="text1"/>
+          <w:sz w:val="22"/>
+          <w:szCs w:val="22"/>
+        </w:rPr>
+      </w:pPr>
+      <w:r>
+        <w:rPr>
+          <w:color w:val="000000" w:themeColor="text1"/>
+          <w:sz w:val="22"/>
+          <w:szCs w:val="22"/>
+        </w:rPr>
+        <w:t xml:space="preserve">Mismanaging front and rear </w:t>
+      </w:r>
+    </w:p>
+    <w:p>
+      <w:pPr>
+        <w:numPr>
+          <w:ilvl w:val="0"/>
+          <w:numId w:val="4"/>
+        </w:numPr>
+        <w:rPr>
+          <w:color w:val="000000" w:themeColor="text1"/>
+          <w:sz w:val="22"/>
+          <w:szCs w:val="22"/>
+        </w:rPr>
+      </w:pPr>
+      <w:r>
+        <w:rPr>
+          <w:color w:val="000000" w:themeColor="text1"/>
+          <w:sz w:val="22"/>
+          <w:szCs w:val="22"/>
+        </w:rPr>
+        <w:t xml:space="preserve">Not handling empty/full conditions </w:t>
+      </w:r>
+    </w:p>
+    <w:p>
+      <w:pPr>
+        <w:spacing w:after="0" w:line="240" w:lineRule="auto"/>
+        <w:ind w:left="360"/>
+        <w:rPr>
+          <w:color w:val="000000" w:themeColor="text1"/>
+          <w:sz w:val="22"/>
+          <w:szCs w:val="22"/>
+        </w:rPr>
+      </w:pPr>
+      <w:r>
+        <w:rPr>
+          <w:color w:val="000000" w:themeColor="text1"/>
+          <w:sz w:val="22"/>
+          <w:szCs w:val="22"/>
+        </w:rPr>
+        <w:t xml:space="preserve">Queue = FIFO structure </w:t>
+      </w:r>
+    </w:p>
+    <w:p>
+      <w:pPr>
+        <w:spacing w:after="0" w:line="240" w:lineRule="auto"/>
+        <w:ind w:firstLine="360"/>
+        <w:rPr>
+          <w:color w:val="000000" w:themeColor="text1"/>
+          <w:sz w:val="22"/>
+          <w:szCs w:val="22"/>
+        </w:rPr>
+      </w:pPr>
+      <w:r>
+        <w:rPr>
+          <w:color w:val="000000" w:themeColor="text1"/>
+          <w:sz w:val="22"/>
+          <w:szCs w:val="22"/>
+        </w:rPr>
+        <w:t xml:space="preserve">Efficient operations in </w:t>
+      </w:r>
+      <w:proofErr w:type="gramStart"/>
+      <w:r>
+        <w:rPr>
+          <w:color w:val="000000" w:themeColor="text1"/>
+          <w:sz w:val="22"/>
+          <w:szCs w:val="22"/>
+        </w:rPr>
+        <w:t>O(</w:t>
+      </w:r>
+      <w:proofErr w:type="gramEnd"/>
+      <w:r>
+        <w:rPr>
+          <w:color w:val="000000" w:themeColor="text1"/>
+          <w:sz w:val="22"/>
+          <w:szCs w:val="22"/>
+        </w:rPr>
+        <w:t xml:space="preserve">1) </w:t>
+      </w:r>
+    </w:p>
+    <w:p>
+      <w:pPr>
+        <w:spacing w:after="0" w:line="240" w:lineRule="auto"/>
+        <w:ind w:firstLine="360"/>
+        <w:rPr>
+          <w:color w:val="000000" w:themeColor="text1"/>
+          <w:sz w:val="22"/>
+          <w:szCs w:val="22"/>
+        </w:rPr>
+      </w:pPr>
+      <w:r>
+        <w:rPr>
+          <w:color w:val="000000" w:themeColor="text1"/>
+          <w:sz w:val="22"/>
+          <w:szCs w:val="22"/>
+        </w:rPr>
+        <w:t xml:space="preserve">Key in BFS, scheduling, buffering </w:t>
+      </w:r>
+    </w:p>
+    <w:p>
+      <w:pPr>
+        <w:ind w:firstLine="360"/>
+        <w:rPr>
+          <w:color w:val="000000" w:themeColor="text1"/>
+          <w:sz w:val="22"/>
+          <w:szCs w:val="22"/>
+        </w:rPr>
+      </w:pPr>
+      <w:r>
+        <w:rPr>
+          <w:color w:val="000000" w:themeColor="text1"/>
+          <w:sz w:val="22"/>
+          <w:szCs w:val="22"/>
+        </w:rPr>
+        <w:t xml:space="preserve">Prefer </w:t>
+      </w:r>
+      <w:proofErr w:type="spellStart"/>
+      <w:r>
+        <w:rPr>
+          <w:color w:val="000000" w:themeColor="text1"/>
+          <w:sz w:val="22"/>
+          <w:szCs w:val="22"/>
+        </w:rPr>
+        <w:t>ArrayDeque</w:t>
+      </w:r>
+      <w:proofErr w:type="spellEnd"/>
+      <w:r>
+        <w:rPr>
+          <w:color w:val="000000" w:themeColor="text1"/>
+          <w:sz w:val="22"/>
+          <w:szCs w:val="22"/>
+        </w:rPr>
+        <w:t xml:space="preserve"> in real-world Java</w:t>
+      </w:r>
+    </w:p>
+    <w:p>
+      <w:pPr>
         <w:rPr>
           <w:color w:val="000000" w:themeColor="text1"/>
           <w:sz w:val="22"/>
@@ -1949,9 +2651,9 @@
     </w:lvl>
   </w:abstractNum>
   <w:abstractNum w:abstractNumId="1" w15:restartNumberingAfterBreak="0">
-    <w:nsid w:val="7187260C"/>
+    <w:nsid w:val="123D6F15"/>
     <w:multiLevelType w:val="multilevel"/>
-    <w:tmpl w:val="CA800F10"/>
+    <w:tmpl w:val="AA76FE58"/>
     <w:lvl w:ilvl="0">
       <w:start w:val="1"/>
       <w:numFmt w:val="bullet"/>
@@ -2097,11 +2799,315 @@
       </w:rPr>
     </w:lvl>
   </w:abstractNum>
+  <w:abstractNum w:abstractNumId="2" w15:restartNumberingAfterBreak="0">
+    <w:nsid w:val="2A872AF1"/>
+    <w:multiLevelType w:val="multilevel"/>
+    <w:tmpl w:val="32E874BA"/>
+    <w:lvl w:ilvl="0">
+      <w:start w:val="1"/>
+      <w:numFmt w:val="bullet"/>
+      <w:lvlText w:val=""/>
+      <w:lvlJc w:val="left"/>
+      <w:pPr>
+        <w:tabs>
+          <w:tab w:val="num" w:pos="720"/>
+        </w:tabs>
+        <w:ind w:left="720" w:hanging="360"/>
+      </w:pPr>
+      <w:rPr>
+        <w:rFonts w:ascii="Symbol" w:hAnsi="Symbol" w:hint="default"/>
+        <w:sz w:val="20"/>
+      </w:rPr>
+    </w:lvl>
+    <w:lvl w:ilvl="1" w:tentative="1">
+      <w:start w:val="1"/>
+      <w:numFmt w:val="bullet"/>
+      <w:lvlText w:val="o"/>
+      <w:lvlJc w:val="left"/>
+      <w:pPr>
+        <w:tabs>
+          <w:tab w:val="num" w:pos="1440"/>
+        </w:tabs>
+        <w:ind w:left="1440" w:hanging="360"/>
+      </w:pPr>
+      <w:rPr>
+        <w:rFonts w:ascii="Courier New" w:hAnsi="Courier New" w:hint="default"/>
+        <w:sz w:val="20"/>
+      </w:rPr>
+    </w:lvl>
+    <w:lvl w:ilvl="2" w:tentative="1">
+      <w:start w:val="1"/>
+      <w:numFmt w:val="bullet"/>
+      <w:lvlText w:val=""/>
+      <w:lvlJc w:val="left"/>
+      <w:pPr>
+        <w:tabs>
+          <w:tab w:val="num" w:pos="2160"/>
+        </w:tabs>
+        <w:ind w:left="2160" w:hanging="360"/>
+      </w:pPr>
+      <w:rPr>
+        <w:rFonts w:ascii="Wingdings" w:hAnsi="Wingdings" w:hint="default"/>
+        <w:sz w:val="20"/>
+      </w:rPr>
+    </w:lvl>
+    <w:lvl w:ilvl="3" w:tentative="1">
+      <w:start w:val="1"/>
+      <w:numFmt w:val="bullet"/>
+      <w:lvlText w:val=""/>
+      <w:lvlJc w:val="left"/>
+      <w:pPr>
+        <w:tabs>
+          <w:tab w:val="num" w:pos="2880"/>
+        </w:tabs>
+        <w:ind w:left="2880" w:hanging="360"/>
+      </w:pPr>
+      <w:rPr>
+        <w:rFonts w:ascii="Wingdings" w:hAnsi="Wingdings" w:hint="default"/>
+        <w:sz w:val="20"/>
+      </w:rPr>
+    </w:lvl>
+    <w:lvl w:ilvl="4" w:tentative="1">
+      <w:start w:val="1"/>
+      <w:numFmt w:val="bullet"/>
+      <w:lvlText w:val=""/>
+      <w:lvlJc w:val="left"/>
+      <w:pPr>
+        <w:tabs>
+          <w:tab w:val="num" w:pos="3600"/>
+        </w:tabs>
+        <w:ind w:left="3600" w:hanging="360"/>
+      </w:pPr>
+      <w:rPr>
+        <w:rFonts w:ascii="Wingdings" w:hAnsi="Wingdings" w:hint="default"/>
+        <w:sz w:val="20"/>
+      </w:rPr>
+    </w:lvl>
+    <w:lvl w:ilvl="5" w:tentative="1">
+      <w:start w:val="1"/>
+      <w:numFmt w:val="bullet"/>
+      <w:lvlText w:val=""/>
+      <w:lvlJc w:val="left"/>
+      <w:pPr>
+        <w:tabs>
+          <w:tab w:val="num" w:pos="4320"/>
+        </w:tabs>
+        <w:ind w:left="4320" w:hanging="360"/>
+      </w:pPr>
+      <w:rPr>
+        <w:rFonts w:ascii="Wingdings" w:hAnsi="Wingdings" w:hint="default"/>
+        <w:sz w:val="20"/>
+      </w:rPr>
+    </w:lvl>
+    <w:lvl w:ilvl="6" w:tentative="1">
+      <w:start w:val="1"/>
+      <w:numFmt w:val="bullet"/>
+      <w:lvlText w:val=""/>
+      <w:lvlJc w:val="left"/>
+      <w:pPr>
+        <w:tabs>
+          <w:tab w:val="num" w:pos="5040"/>
+        </w:tabs>
+        <w:ind w:left="5040" w:hanging="360"/>
+      </w:pPr>
+      <w:rPr>
+        <w:rFonts w:ascii="Wingdings" w:hAnsi="Wingdings" w:hint="default"/>
+        <w:sz w:val="20"/>
+      </w:rPr>
+    </w:lvl>
+    <w:lvl w:ilvl="7" w:tentative="1">
+      <w:start w:val="1"/>
+      <w:numFmt w:val="bullet"/>
+      <w:lvlText w:val=""/>
+      <w:lvlJc w:val="left"/>
+      <w:pPr>
+        <w:tabs>
+          <w:tab w:val="num" w:pos="5760"/>
+        </w:tabs>
+        <w:ind w:left="5760" w:hanging="360"/>
+      </w:pPr>
+      <w:rPr>
+        <w:rFonts w:ascii="Wingdings" w:hAnsi="Wingdings" w:hint="default"/>
+        <w:sz w:val="20"/>
+      </w:rPr>
+    </w:lvl>
+    <w:lvl w:ilvl="8" w:tentative="1">
+      <w:start w:val="1"/>
+      <w:numFmt w:val="bullet"/>
+      <w:lvlText w:val=""/>
+      <w:lvlJc w:val="left"/>
+      <w:pPr>
+        <w:tabs>
+          <w:tab w:val="num" w:pos="6480"/>
+        </w:tabs>
+        <w:ind w:left="6480" w:hanging="360"/>
+      </w:pPr>
+      <w:rPr>
+        <w:rFonts w:ascii="Wingdings" w:hAnsi="Wingdings" w:hint="default"/>
+        <w:sz w:val="20"/>
+      </w:rPr>
+    </w:lvl>
+  </w:abstractNum>
+  <w:abstractNum w:abstractNumId="3" w15:restartNumberingAfterBreak="0">
+    <w:nsid w:val="7187260C"/>
+    <w:multiLevelType w:val="multilevel"/>
+    <w:tmpl w:val="CA800F10"/>
+    <w:lvl w:ilvl="0">
+      <w:start w:val="1"/>
+      <w:numFmt w:val="bullet"/>
+      <w:lvlText w:val=""/>
+      <w:lvlJc w:val="left"/>
+      <w:pPr>
+        <w:tabs>
+          <w:tab w:val="num" w:pos="720"/>
+        </w:tabs>
+        <w:ind w:left="720" w:hanging="360"/>
+      </w:pPr>
+      <w:rPr>
+        <w:rFonts w:ascii="Symbol" w:hAnsi="Symbol" w:hint="default"/>
+        <w:sz w:val="20"/>
+      </w:rPr>
+    </w:lvl>
+    <w:lvl w:ilvl="1" w:tentative="1">
+      <w:start w:val="1"/>
+      <w:numFmt w:val="bullet"/>
+      <w:lvlText w:val="o"/>
+      <w:lvlJc w:val="left"/>
+      <w:pPr>
+        <w:tabs>
+          <w:tab w:val="num" w:pos="1440"/>
+        </w:tabs>
+        <w:ind w:left="1440" w:hanging="360"/>
+      </w:pPr>
+      <w:rPr>
+        <w:rFonts w:ascii="Courier New" w:hAnsi="Courier New" w:hint="default"/>
+        <w:sz w:val="20"/>
+      </w:rPr>
+    </w:lvl>
+    <w:lvl w:ilvl="2" w:tentative="1">
+      <w:start w:val="1"/>
+      <w:numFmt w:val="bullet"/>
+      <w:lvlText w:val=""/>
+      <w:lvlJc w:val="left"/>
+      <w:pPr>
+        <w:tabs>
+          <w:tab w:val="num" w:pos="2160"/>
+        </w:tabs>
+        <w:ind w:left="2160" w:hanging="360"/>
+      </w:pPr>
+      <w:rPr>
+        <w:rFonts w:ascii="Wingdings" w:hAnsi="Wingdings" w:hint="default"/>
+        <w:sz w:val="20"/>
+      </w:rPr>
+    </w:lvl>
+    <w:lvl w:ilvl="3" w:tentative="1">
+      <w:start w:val="1"/>
+      <w:numFmt w:val="bullet"/>
+      <w:lvlText w:val=""/>
+      <w:lvlJc w:val="left"/>
+      <w:pPr>
+        <w:tabs>
+          <w:tab w:val="num" w:pos="2880"/>
+        </w:tabs>
+        <w:ind w:left="2880" w:hanging="360"/>
+      </w:pPr>
+      <w:rPr>
+        <w:rFonts w:ascii="Wingdings" w:hAnsi="Wingdings" w:hint="default"/>
+        <w:sz w:val="20"/>
+      </w:rPr>
+    </w:lvl>
+    <w:lvl w:ilvl="4" w:tentative="1">
+      <w:start w:val="1"/>
+      <w:numFmt w:val="bullet"/>
+      <w:lvlText w:val=""/>
+      <w:lvlJc w:val="left"/>
+      <w:pPr>
+        <w:tabs>
+          <w:tab w:val="num" w:pos="3600"/>
+        </w:tabs>
+        <w:ind w:left="3600" w:hanging="360"/>
+      </w:pPr>
+      <w:rPr>
+        <w:rFonts w:ascii="Wingdings" w:hAnsi="Wingdings" w:hint="default"/>
+        <w:sz w:val="20"/>
+      </w:rPr>
+    </w:lvl>
+    <w:lvl w:ilvl="5" w:tentative="1">
+      <w:start w:val="1"/>
+      <w:numFmt w:val="bullet"/>
+      <w:lvlText w:val=""/>
+      <w:lvlJc w:val="left"/>
+      <w:pPr>
+        <w:tabs>
+          <w:tab w:val="num" w:pos="4320"/>
+        </w:tabs>
+        <w:ind w:left="4320" w:hanging="360"/>
+      </w:pPr>
+      <w:rPr>
+        <w:rFonts w:ascii="Wingdings" w:hAnsi="Wingdings" w:hint="default"/>
+        <w:sz w:val="20"/>
+      </w:rPr>
+    </w:lvl>
+    <w:lvl w:ilvl="6" w:tentative="1">
+      <w:start w:val="1"/>
+      <w:numFmt w:val="bullet"/>
+      <w:lvlText w:val=""/>
+      <w:lvlJc w:val="left"/>
+      <w:pPr>
+        <w:tabs>
+          <w:tab w:val="num" w:pos="5040"/>
+        </w:tabs>
+        <w:ind w:left="5040" w:hanging="360"/>
+      </w:pPr>
+      <w:rPr>
+        <w:rFonts w:ascii="Wingdings" w:hAnsi="Wingdings" w:hint="default"/>
+        <w:sz w:val="20"/>
+      </w:rPr>
+    </w:lvl>
+    <w:lvl w:ilvl="7" w:tentative="1">
+      <w:start w:val="1"/>
+      <w:numFmt w:val="bullet"/>
+      <w:lvlText w:val=""/>
+      <w:lvlJc w:val="left"/>
+      <w:pPr>
+        <w:tabs>
+          <w:tab w:val="num" w:pos="5760"/>
+        </w:tabs>
+        <w:ind w:left="5760" w:hanging="360"/>
+      </w:pPr>
+      <w:rPr>
+        <w:rFonts w:ascii="Wingdings" w:hAnsi="Wingdings" w:hint="default"/>
+        <w:sz w:val="20"/>
+      </w:rPr>
+    </w:lvl>
+    <w:lvl w:ilvl="8" w:tentative="1">
+      <w:start w:val="1"/>
+      <w:numFmt w:val="bullet"/>
+      <w:lvlText w:val=""/>
+      <w:lvlJc w:val="left"/>
+      <w:pPr>
+        <w:tabs>
+          <w:tab w:val="num" w:pos="6480"/>
+        </w:tabs>
+        <w:ind w:left="6480" w:hanging="360"/>
+      </w:pPr>
+      <w:rPr>
+        <w:rFonts w:ascii="Wingdings" w:hAnsi="Wingdings" w:hint="default"/>
+        <w:sz w:val="20"/>
+      </w:rPr>
+    </w:lvl>
+  </w:abstractNum>
   <w:num w:numId="1" w16cid:durableId="383606813">
-    <w:abstractNumId w:val="1"/>
+    <w:abstractNumId w:val="3"/>
   </w:num>
   <w:num w:numId="2" w16cid:durableId="1235240989">
     <w:abstractNumId w:val="0"/>
+  </w:num>
+  <w:num w:numId="3" w16cid:durableId="1300720960">
+    <w:abstractNumId w:val="2"/>
+  </w:num>
+  <w:num w:numId="4" w16cid:durableId="161817584">
+    <w:abstractNumId w:val="1"/>
   </w:num>
 </w:numbering>
 </file>
@@ -2709,7 +3715,6 @@
   <w:style w:type="character" w:default="1" w:styleId="DefaultParagraphFont">
     <w:name w:val="Default Paragraph Font"/>
     <w:uiPriority w:val="1"/>
-    <w:semiHidden/>
     <w:unhideWhenUsed/>
   </w:style>
   <w:style w:type="table" w:default="1" w:styleId="TableNormal">
@@ -3022,6 +4027,22 @@
       <w:spacing w:val="5"/>
     </w:rPr>
   </w:style>
+  <w:style w:type="character" w:styleId="Strong">
+    <w:name w:val="Strong"/>
+    <w:basedOn w:val="DefaultParagraphFont"/>
+    <w:uiPriority w:val="22"/>
+    <w:qFormat/>
+    <w:rsid w:val="00AC5C4F"/>
+    <w:rPr>
+      <w:b/>
+      <w:bCs/>
+    </w:rPr>
+  </w:style>
+  <w:style w:type="character" w:customStyle="1" w:styleId="whitespace-normal">
+    <w:name w:val="whitespace-normal"/>
+    <w:basedOn w:val="DefaultParagraphFont"/>
+    <w:rsid w:val="00AC5C4F"/>
+  </w:style>
 </w:styles>
 </file>
 

--- a/Notes.docx
+++ b/Notes.docx
@@ -2479,6 +2479,657 @@
         </w:rPr>
         <w:t xml:space="preserve"> in real-world Java</w:t>
       </w:r>
+    </w:p>
+    <w:p>
+      <w:pPr>
+        <w:rPr>
+          <w:color w:val="000000" w:themeColor="text1"/>
+          <w:sz w:val="22"/>
+          <w:szCs w:val="22"/>
+        </w:rPr>
+      </w:pPr>
+    </w:p>
+    <w:p>
+      <w:pPr>
+        <w:jc w:val="center"/>
+        <w:rPr>
+          <w:b/>
+          <w:bCs/>
+          <w:color w:val="EE0000"/>
+          <w:sz w:val="32"/>
+          <w:szCs w:val="32"/>
+          <w:u w:val="single"/>
+        </w:rPr>
+      </w:pPr>
+      <w:r>
+        <w:rPr>
+          <w:b/>
+          <w:bCs/>
+          <w:color w:val="EE0000"/>
+          <w:sz w:val="32"/>
+          <w:szCs w:val="32"/>
+          <w:u w:val="single"/>
+        </w:rPr>
+        <w:t>Trees &amp; BST</w:t>
+      </w:r>
+    </w:p>
+    <w:p>
+      <w:pPr>
+        <w:rPr>
+          <w:color w:val="000000" w:themeColor="text1"/>
+          <w:sz w:val="22"/>
+          <w:szCs w:val="22"/>
+        </w:rPr>
+      </w:pPr>
+      <w:r>
+        <w:rPr>
+          <w:color w:val="000000" w:themeColor="text1"/>
+          <w:sz w:val="22"/>
+          <w:szCs w:val="22"/>
+        </w:rPr>
+        <w:t xml:space="preserve">Unlike the </w:t>
+      </w:r>
+      <w:proofErr w:type="spellStart"/>
+      <w:r>
+        <w:rPr>
+          <w:color w:val="000000" w:themeColor="text1"/>
+          <w:sz w:val="22"/>
+          <w:szCs w:val="22"/>
+        </w:rPr>
+        <w:t>linkedlist</w:t>
+      </w:r>
+      <w:proofErr w:type="spellEnd"/>
+      <w:r>
+        <w:rPr>
+          <w:color w:val="000000" w:themeColor="text1"/>
+          <w:sz w:val="22"/>
+          <w:szCs w:val="22"/>
+        </w:rPr>
+        <w:t xml:space="preserve">, a tree is a hierarchal data structure. But its still based on nodes. We have a root node, a child node, a parent node, depth of a node </w:t>
+      </w:r>
+      <w:proofErr w:type="gramStart"/>
+      <w:r>
+        <w:rPr>
+          <w:color w:val="000000" w:themeColor="text1"/>
+          <w:sz w:val="22"/>
+          <w:szCs w:val="22"/>
+        </w:rPr>
+        <w:t xml:space="preserve">( </w:t>
+      </w:r>
+      <w:proofErr w:type="spellStart"/>
+      <w:r>
+        <w:rPr>
+          <w:color w:val="000000" w:themeColor="text1"/>
+          <w:sz w:val="22"/>
+          <w:szCs w:val="22"/>
+        </w:rPr>
+        <w:t>its</w:t>
+      </w:r>
+      <w:proofErr w:type="spellEnd"/>
+      <w:proofErr w:type="gramEnd"/>
+      <w:r>
+        <w:rPr>
+          <w:color w:val="000000" w:themeColor="text1"/>
+          <w:sz w:val="22"/>
+          <w:szCs w:val="22"/>
+        </w:rPr>
+        <w:t xml:space="preserve"> how many nodes from the root until the very specific node) and the tree height which is how many nodes from the root till the last leaf. A leaf node is a node with no children but has parent/s.</w:t>
+      </w:r>
+    </w:p>
+    <w:p>
+      <w:pPr>
+        <w:rPr>
+          <w:color w:val="000000" w:themeColor="text1"/>
+          <w:sz w:val="22"/>
+          <w:szCs w:val="22"/>
+        </w:rPr>
+      </w:pPr>
+      <w:r>
+        <w:rPr>
+          <w:color w:val="000000" w:themeColor="text1"/>
+          <w:sz w:val="22"/>
+          <w:szCs w:val="22"/>
+        </w:rPr>
+        <w:t xml:space="preserve">For a normal non-binary </w:t>
+      </w:r>
+      <w:proofErr w:type="gramStart"/>
+      <w:r>
+        <w:rPr>
+          <w:color w:val="000000" w:themeColor="text1"/>
+          <w:sz w:val="22"/>
+          <w:szCs w:val="22"/>
+        </w:rPr>
+        <w:t>tree</w:t>
+      </w:r>
+      <w:proofErr w:type="gramEnd"/>
+      <w:r>
+        <w:rPr>
+          <w:color w:val="000000" w:themeColor="text1"/>
+          <w:sz w:val="22"/>
+          <w:szCs w:val="22"/>
+        </w:rPr>
+        <w:t xml:space="preserve"> the traversal complexity is O(N) and the same for search.</w:t>
+      </w:r>
+    </w:p>
+    <w:p>
+      <w:pPr>
+        <w:rPr>
+          <w:color w:val="000000" w:themeColor="text1"/>
+          <w:sz w:val="22"/>
+          <w:szCs w:val="22"/>
+        </w:rPr>
+      </w:pPr>
+      <w:r>
+        <w:rPr>
+          <w:color w:val="000000" w:themeColor="text1"/>
+          <w:sz w:val="22"/>
+          <w:szCs w:val="22"/>
+        </w:rPr>
+        <w:t xml:space="preserve">Binary tree is a tree where each parent has maximum 2 </w:t>
+      </w:r>
+      <w:proofErr w:type="gramStart"/>
+      <w:r>
+        <w:rPr>
+          <w:color w:val="000000" w:themeColor="text1"/>
+          <w:sz w:val="22"/>
+          <w:szCs w:val="22"/>
+        </w:rPr>
+        <w:t>children</w:t>
+      </w:r>
+      <w:proofErr w:type="gramEnd"/>
+      <w:r>
+        <w:rPr>
+          <w:color w:val="000000" w:themeColor="text1"/>
+          <w:sz w:val="22"/>
+          <w:szCs w:val="22"/>
+        </w:rPr>
+        <w:t xml:space="preserve"> nodes.</w:t>
+      </w:r>
+    </w:p>
+    <w:p>
+      <w:pPr>
+        <w:rPr>
+          <w:color w:val="000000" w:themeColor="text1"/>
+          <w:sz w:val="22"/>
+          <w:szCs w:val="22"/>
+        </w:rPr>
+      </w:pPr>
+      <w:r>
+        <w:rPr>
+          <w:color w:val="000000" w:themeColor="text1"/>
+          <w:sz w:val="22"/>
+          <w:szCs w:val="22"/>
+        </w:rPr>
+        <w:t xml:space="preserve">For binary trees the time complexity of searching, adding, deleting, reading </w:t>
+      </w:r>
+      <w:proofErr w:type="gramStart"/>
+      <w:r>
+        <w:rPr>
+          <w:color w:val="000000" w:themeColor="text1"/>
+          <w:sz w:val="22"/>
+          <w:szCs w:val="22"/>
+        </w:rPr>
+        <w:t>is  O</w:t>
+      </w:r>
+      <w:proofErr w:type="gramEnd"/>
+      <w:r>
+        <w:rPr>
+          <w:color w:val="000000" w:themeColor="text1"/>
+          <w:sz w:val="22"/>
+          <w:szCs w:val="22"/>
+        </w:rPr>
+        <w:t>(Log n) just like binary search.</w:t>
+      </w:r>
+    </w:p>
+    <w:p>
+      <w:pPr>
+        <w:rPr>
+          <w:color w:val="000000" w:themeColor="text1"/>
+          <w:sz w:val="22"/>
+          <w:szCs w:val="22"/>
+        </w:rPr>
+      </w:pPr>
+    </w:p>
+    <w:p>
+      <w:pPr>
+        <w:rPr>
+          <w:color w:val="000000" w:themeColor="text1"/>
+          <w:sz w:val="22"/>
+          <w:szCs w:val="22"/>
+        </w:rPr>
+      </w:pPr>
+      <w:r>
+        <w:rPr>
+          <w:color w:val="000000" w:themeColor="text1"/>
+          <w:sz w:val="22"/>
+          <w:szCs w:val="22"/>
+        </w:rPr>
+        <w:t>A Binary Search Tree is a sorted binary tree with the rule:</w:t>
+      </w:r>
+    </w:p>
+    <w:p>
+      <w:pPr>
+        <w:rPr>
+          <w:color w:val="000000" w:themeColor="text1"/>
+          <w:sz w:val="22"/>
+          <w:szCs w:val="22"/>
+        </w:rPr>
+      </w:pPr>
+      <w:r>
+        <w:rPr>
+          <w:color w:val="000000" w:themeColor="text1"/>
+          <w:sz w:val="22"/>
+          <w:szCs w:val="22"/>
+        </w:rPr>
+        <w:t>Left subtree &lt; Root &lt; Right subtree</w:t>
+      </w:r>
+      <w:r>
+        <w:rPr>
+          <w:color w:val="000000" w:themeColor="text1"/>
+          <w:sz w:val="22"/>
+          <w:szCs w:val="22"/>
+        </w:rPr>
+        <w:t>.</w:t>
+      </w:r>
+    </w:p>
+    <w:p>
+      <w:pPr>
+        <w:rPr>
+          <w:b/>
+          <w:bCs/>
+          <w:color w:val="000000" w:themeColor="text1"/>
+          <w:sz w:val="22"/>
+          <w:szCs w:val="22"/>
+        </w:rPr>
+      </w:pPr>
+      <w:r>
+        <w:rPr>
+          <w:b/>
+          <w:bCs/>
+          <w:color w:val="000000" w:themeColor="text1"/>
+          <w:sz w:val="22"/>
+          <w:szCs w:val="22"/>
+        </w:rPr>
+        <w:t>Time Complexity (Critical for Interviews)</w:t>
+      </w:r>
+    </w:p>
+    <w:tbl>
+      <w:tblPr>
+        <w:tblW w:w="0" w:type="auto"/>
+        <w:tblCellSpacing w:w="15" w:type="dxa"/>
+        <w:tblCellMar>
+          <w:top w:w="15" w:type="dxa"/>
+          <w:left w:w="15" w:type="dxa"/>
+          <w:bottom w:w="15" w:type="dxa"/>
+          <w:right w:w="15" w:type="dxa"/>
+        </w:tblCellMar>
+        <w:tblLook w:val="04A0" w:firstRow="1" w:lastRow="0" w:firstColumn="1" w:lastColumn="0" w:noHBand="0" w:noVBand="1"/>
+      </w:tblPr>
+      <w:tblGrid>
+        <w:gridCol w:w="998"/>
+        <w:gridCol w:w="1269"/>
+        <w:gridCol w:w="1095"/>
+      </w:tblGrid>
+      <w:tr>
+        <w:trPr>
+          <w:tblHeader/>
+          <w:tblCellSpacing w:w="15" w:type="dxa"/>
+        </w:trPr>
+        <w:tc>
+          <w:tcPr>
+            <w:tcW w:w="0" w:type="auto"/>
+            <w:vAlign w:val="center"/>
+            <w:hideMark/>
+          </w:tcPr>
+          <w:p>
+            <w:pPr>
+              <w:rPr>
+                <w:b/>
+                <w:bCs/>
+                <w:color w:val="000000" w:themeColor="text1"/>
+                <w:sz w:val="22"/>
+                <w:szCs w:val="22"/>
+              </w:rPr>
+            </w:pPr>
+            <w:r>
+              <w:rPr>
+                <w:b/>
+                <w:bCs/>
+                <w:color w:val="000000" w:themeColor="text1"/>
+                <w:sz w:val="22"/>
+                <w:szCs w:val="22"/>
+              </w:rPr>
+              <w:t>Operation</w:t>
+            </w:r>
+          </w:p>
+        </w:tc>
+        <w:tc>
+          <w:tcPr>
+            <w:tcW w:w="0" w:type="auto"/>
+            <w:vAlign w:val="center"/>
+            <w:hideMark/>
+          </w:tcPr>
+          <w:p>
+            <w:pPr>
+              <w:rPr>
+                <w:b/>
+                <w:bCs/>
+                <w:color w:val="000000" w:themeColor="text1"/>
+                <w:sz w:val="22"/>
+                <w:szCs w:val="22"/>
+              </w:rPr>
+            </w:pPr>
+            <w:r>
+              <w:rPr>
+                <w:b/>
+                <w:bCs/>
+                <w:color w:val="000000" w:themeColor="text1"/>
+                <w:sz w:val="22"/>
+                <w:szCs w:val="22"/>
+              </w:rPr>
+              <w:t>Average Case</w:t>
+            </w:r>
+          </w:p>
+        </w:tc>
+        <w:tc>
+          <w:tcPr>
+            <w:tcW w:w="0" w:type="auto"/>
+            <w:vAlign w:val="center"/>
+            <w:hideMark/>
+          </w:tcPr>
+          <w:p>
+            <w:pPr>
+              <w:rPr>
+                <w:b/>
+                <w:bCs/>
+                <w:color w:val="000000" w:themeColor="text1"/>
+                <w:sz w:val="22"/>
+                <w:szCs w:val="22"/>
+              </w:rPr>
+            </w:pPr>
+            <w:r>
+              <w:rPr>
+                <w:b/>
+                <w:bCs/>
+                <w:color w:val="000000" w:themeColor="text1"/>
+                <w:sz w:val="22"/>
+                <w:szCs w:val="22"/>
+              </w:rPr>
+              <w:t>Worst Case</w:t>
+            </w:r>
+          </w:p>
+        </w:tc>
+      </w:tr>
+      <w:tr>
+        <w:trPr>
+          <w:tblCellSpacing w:w="15" w:type="dxa"/>
+        </w:trPr>
+        <w:tc>
+          <w:tcPr>
+            <w:tcW w:w="0" w:type="auto"/>
+            <w:vAlign w:val="center"/>
+            <w:hideMark/>
+          </w:tcPr>
+          <w:p>
+            <w:pPr>
+              <w:rPr>
+                <w:color w:val="000000" w:themeColor="text1"/>
+                <w:sz w:val="22"/>
+                <w:szCs w:val="22"/>
+              </w:rPr>
+            </w:pPr>
+            <w:r>
+              <w:rPr>
+                <w:color w:val="000000" w:themeColor="text1"/>
+                <w:sz w:val="22"/>
+                <w:szCs w:val="22"/>
+              </w:rPr>
+              <w:t>Search</w:t>
+            </w:r>
+          </w:p>
+        </w:tc>
+        <w:tc>
+          <w:tcPr>
+            <w:tcW w:w="0" w:type="auto"/>
+            <w:vAlign w:val="center"/>
+            <w:hideMark/>
+          </w:tcPr>
+          <w:p>
+            <w:pPr>
+              <w:rPr>
+                <w:color w:val="000000" w:themeColor="text1"/>
+                <w:sz w:val="22"/>
+                <w:szCs w:val="22"/>
+              </w:rPr>
+            </w:pPr>
+            <w:proofErr w:type="gramStart"/>
+            <w:r>
+              <w:rPr>
+                <w:color w:val="000000" w:themeColor="text1"/>
+                <w:sz w:val="22"/>
+                <w:szCs w:val="22"/>
+              </w:rPr>
+              <w:t>O(</w:t>
+            </w:r>
+            <w:proofErr w:type="gramEnd"/>
+            <w:r>
+              <w:rPr>
+                <w:color w:val="000000" w:themeColor="text1"/>
+                <w:sz w:val="22"/>
+                <w:szCs w:val="22"/>
+              </w:rPr>
+              <w:t>log n)</w:t>
+            </w:r>
+          </w:p>
+        </w:tc>
+        <w:tc>
+          <w:tcPr>
+            <w:tcW w:w="0" w:type="auto"/>
+            <w:vAlign w:val="center"/>
+            <w:hideMark/>
+          </w:tcPr>
+          <w:p>
+            <w:pPr>
+              <w:rPr>
+                <w:color w:val="000000" w:themeColor="text1"/>
+                <w:sz w:val="22"/>
+                <w:szCs w:val="22"/>
+              </w:rPr>
+            </w:pPr>
+            <w:r>
+              <w:rPr>
+                <w:color w:val="000000" w:themeColor="text1"/>
+                <w:sz w:val="22"/>
+                <w:szCs w:val="22"/>
+              </w:rPr>
+              <w:t>O(n)</w:t>
+            </w:r>
+          </w:p>
+        </w:tc>
+      </w:tr>
+      <w:tr>
+        <w:trPr>
+          <w:tblCellSpacing w:w="15" w:type="dxa"/>
+        </w:trPr>
+        <w:tc>
+          <w:tcPr>
+            <w:tcW w:w="0" w:type="auto"/>
+            <w:vAlign w:val="center"/>
+            <w:hideMark/>
+          </w:tcPr>
+          <w:p>
+            <w:pPr>
+              <w:rPr>
+                <w:color w:val="000000" w:themeColor="text1"/>
+                <w:sz w:val="22"/>
+                <w:szCs w:val="22"/>
+              </w:rPr>
+            </w:pPr>
+            <w:r>
+              <w:rPr>
+                <w:color w:val="000000" w:themeColor="text1"/>
+                <w:sz w:val="22"/>
+                <w:szCs w:val="22"/>
+              </w:rPr>
+              <w:t>Insert</w:t>
+            </w:r>
+          </w:p>
+        </w:tc>
+        <w:tc>
+          <w:tcPr>
+            <w:tcW w:w="0" w:type="auto"/>
+            <w:vAlign w:val="center"/>
+            <w:hideMark/>
+          </w:tcPr>
+          <w:p>
+            <w:pPr>
+              <w:rPr>
+                <w:color w:val="000000" w:themeColor="text1"/>
+                <w:sz w:val="22"/>
+                <w:szCs w:val="22"/>
+              </w:rPr>
+            </w:pPr>
+            <w:proofErr w:type="gramStart"/>
+            <w:r>
+              <w:rPr>
+                <w:color w:val="000000" w:themeColor="text1"/>
+                <w:sz w:val="22"/>
+                <w:szCs w:val="22"/>
+              </w:rPr>
+              <w:t>O(</w:t>
+            </w:r>
+            <w:proofErr w:type="gramEnd"/>
+            <w:r>
+              <w:rPr>
+                <w:color w:val="000000" w:themeColor="text1"/>
+                <w:sz w:val="22"/>
+                <w:szCs w:val="22"/>
+              </w:rPr>
+              <w:t>log n)</w:t>
+            </w:r>
+          </w:p>
+        </w:tc>
+        <w:tc>
+          <w:tcPr>
+            <w:tcW w:w="0" w:type="auto"/>
+            <w:vAlign w:val="center"/>
+            <w:hideMark/>
+          </w:tcPr>
+          <w:p>
+            <w:pPr>
+              <w:rPr>
+                <w:color w:val="000000" w:themeColor="text1"/>
+                <w:sz w:val="22"/>
+                <w:szCs w:val="22"/>
+              </w:rPr>
+            </w:pPr>
+            <w:r>
+              <w:rPr>
+                <w:color w:val="000000" w:themeColor="text1"/>
+                <w:sz w:val="22"/>
+                <w:szCs w:val="22"/>
+              </w:rPr>
+              <w:t>O(n)</w:t>
+            </w:r>
+          </w:p>
+        </w:tc>
+      </w:tr>
+      <w:tr>
+        <w:trPr>
+          <w:tblCellSpacing w:w="15" w:type="dxa"/>
+        </w:trPr>
+        <w:tc>
+          <w:tcPr>
+            <w:tcW w:w="0" w:type="auto"/>
+            <w:vAlign w:val="center"/>
+            <w:hideMark/>
+          </w:tcPr>
+          <w:p>
+            <w:pPr>
+              <w:rPr>
+                <w:color w:val="000000" w:themeColor="text1"/>
+                <w:sz w:val="22"/>
+                <w:szCs w:val="22"/>
+              </w:rPr>
+            </w:pPr>
+            <w:r>
+              <w:rPr>
+                <w:color w:val="000000" w:themeColor="text1"/>
+                <w:sz w:val="22"/>
+                <w:szCs w:val="22"/>
+              </w:rPr>
+              <w:t>Delete</w:t>
+            </w:r>
+          </w:p>
+        </w:tc>
+        <w:tc>
+          <w:tcPr>
+            <w:tcW w:w="0" w:type="auto"/>
+            <w:vAlign w:val="center"/>
+            <w:hideMark/>
+          </w:tcPr>
+          <w:p>
+            <w:pPr>
+              <w:rPr>
+                <w:color w:val="000000" w:themeColor="text1"/>
+                <w:sz w:val="22"/>
+                <w:szCs w:val="22"/>
+              </w:rPr>
+            </w:pPr>
+            <w:proofErr w:type="gramStart"/>
+            <w:r>
+              <w:rPr>
+                <w:color w:val="000000" w:themeColor="text1"/>
+                <w:sz w:val="22"/>
+                <w:szCs w:val="22"/>
+              </w:rPr>
+              <w:t>O(</w:t>
+            </w:r>
+            <w:proofErr w:type="gramEnd"/>
+            <w:r>
+              <w:rPr>
+                <w:color w:val="000000" w:themeColor="text1"/>
+                <w:sz w:val="22"/>
+                <w:szCs w:val="22"/>
+              </w:rPr>
+              <w:t>log n)</w:t>
+            </w:r>
+          </w:p>
+        </w:tc>
+        <w:tc>
+          <w:tcPr>
+            <w:tcW w:w="0" w:type="auto"/>
+            <w:vAlign w:val="center"/>
+            <w:hideMark/>
+          </w:tcPr>
+          <w:p>
+            <w:pPr>
+              <w:rPr>
+                <w:color w:val="000000" w:themeColor="text1"/>
+                <w:sz w:val="22"/>
+                <w:szCs w:val="22"/>
+              </w:rPr>
+            </w:pPr>
+            <w:r>
+              <w:rPr>
+                <w:color w:val="000000" w:themeColor="text1"/>
+                <w:sz w:val="22"/>
+                <w:szCs w:val="22"/>
+              </w:rPr>
+              <w:t>O(n)</w:t>
+            </w:r>
+          </w:p>
+        </w:tc>
+      </w:tr>
+    </w:tbl>
+    <w:p>
+      <w:pPr>
+        <w:rPr>
+          <w:color w:val="000000" w:themeColor="text1"/>
+          <w:sz w:val="22"/>
+          <w:szCs w:val="22"/>
+        </w:rPr>
+      </w:pPr>
     </w:p>
     <w:p>
       <w:pPr>
@@ -3541,7 +4192,6 @@
     <w:next w:val="Normal"/>
     <w:link w:val="Heading2Char"/>
     <w:uiPriority w:val="9"/>
-    <w:semiHidden/>
     <w:unhideWhenUsed/>
     <w:qFormat/>
     <w:rsid w:val="004B0806"/>
@@ -3756,7 +4406,6 @@
     <w:basedOn w:val="DefaultParagraphFont"/>
     <w:link w:val="Heading2"/>
     <w:uiPriority w:val="9"/>
-    <w:semiHidden/>
     <w:rsid w:val="004B0806"/>
     <w:rPr>
       <w:rFonts w:asciiTheme="majorHAnsi" w:eastAsiaTheme="majorEastAsia" w:hAnsiTheme="majorHAnsi" w:cstheme="majorBidi"/>
